--- a/古文今讀91-100.docx
+++ b/古文今讀91-100.docx
@@ -29,7 +29,7 @@
           <w:sz w:val="24"/>
           <w:szCs w:val="24"/>
         </w:rPr>
-        <w:t xml:space="preserve">整理：輒、假、然、故、撒撤散、差、為、悉舉竟、人稱代詞，與狐假虎威、郢書燕說、食古不化等成語</w:t>
+        <w:t xml:space="preserve">整理：輒、假、然、故、撒撤散、差、為、走伐折書、悉舉竟、人稱代詞，與狐假虎威、郢書燕說、食古不化等成語</w:t>
       </w:r>
     </w:p>
     <w:p>
@@ -1022,6 +1022,70 @@
                 <w:sz w:val="22"/>
                 <w:szCs w:val="22"/>
               </w:rPr>
+              <w:t xml:space="preserve">贊同，V</w:t>
+            </w:r>
+          </w:p>
+        </w:tc>
+        <w:tc>
+          <w:tcPr>
+            <w:tcW w:type="dxa" w:w="6760"/>
+            <w:tcBorders>
+              <w:top w:val="single" w:color="A6A6A6" w:sz="4"/>
+              <w:left w:val="single" w:color="A6A6A6" w:sz="4"/>
+              <w:bottom w:val="single" w:color="A6A6A6" w:sz="4"/>
+              <w:right w:val="single" w:color="A6A6A6" w:sz="4"/>
+            </w:tcBorders>
+            <w:tcMar>
+              <w:top w:type="dxa" w:w="50"/>
+              <w:left w:type="dxa" w:w="90"/>
+              <w:bottom w:type="dxa" w:w="50"/>
+              <w:right w:type="dxa" w:w="90"/>
+            </w:tcMar>
+          </w:tcPr>
+          <w:p>
+            <w:r>
+              <w:rPr>
+                <w:rFonts w:ascii="標楷體" w:eastAsia="標楷體" w:hAnsi="標楷體"/>
+                <w:b w:val="false"/>
+                <w:bCs w:val="false"/>
+                <w:sz w:val="22"/>
+                <w:szCs w:val="22"/>
+              </w:rPr>
+              <w:t xml:space="preserve">沛公「然」其計（課本補充）</w:t>
+            </w:r>
+          </w:p>
+        </w:tc>
+      </w:tr>
+      <w:tr>
+        <w:trPr>
+          <w:cantSplit/>
+        </w:trPr>
+        <w:tc>
+          <w:tcPr>
+            <w:tcW w:type="dxa" w:w="2600"/>
+            <w:tcBorders>
+              <w:top w:val="single" w:color="A6A6A6" w:sz="4"/>
+              <w:left w:val="single" w:color="A6A6A6" w:sz="4"/>
+              <w:bottom w:val="single" w:color="A6A6A6" w:sz="4"/>
+              <w:right w:val="single" w:color="A6A6A6" w:sz="4"/>
+            </w:tcBorders>
+            <w:shd w:fill="F7F7F7" w:color="auto" w:val="clear"/>
+            <w:tcMar>
+              <w:top w:type="dxa" w:w="50"/>
+              <w:left w:type="dxa" w:w="90"/>
+              <w:bottom w:type="dxa" w:w="50"/>
+              <w:right w:type="dxa" w:w="90"/>
+            </w:tcMar>
+          </w:tcPr>
+          <w:p>
+            <w:r>
+              <w:rPr>
+                <w:rFonts w:ascii="標楷體" w:eastAsia="標楷體" w:hAnsi="標楷體"/>
+                <w:b/>
+                <w:bCs/>
+                <w:sz w:val="22"/>
+                <w:szCs w:val="22"/>
+              </w:rPr>
               <w:t xml:space="preserve">但是、可是，連</w:t>
             </w:r>
           </w:p>
@@ -1054,6 +1118,18 @@
               <w:t xml:space="preserve">「然」則（課本補充）</w:t>
             </w:r>
           </w:p>
+          <w:p>
+            <w:r>
+              <w:rPr>
+                <w:rFonts w:ascii="標楷體" w:eastAsia="標楷體" w:hAnsi="標楷體"/>
+                <w:b w:val="false"/>
+                <w:bCs w:val="false"/>
+                <w:sz w:val="22"/>
+                <w:szCs w:val="22"/>
+              </w:rPr>
+              <w:t xml:space="preserve">「然」而（課本補充）</w:t>
+            </w:r>
+          </w:p>
         </w:tc>
       </w:tr>
       <w:tr>
@@ -1139,6 +1215,18 @@
                 <w:sz w:val="22"/>
                 <w:szCs w:val="22"/>
               </w:rPr>
+              <w:t xml:space="preserve">勃「然」大怒（課本補充）</w:t>
+            </w:r>
+          </w:p>
+          <w:p>
+            <w:r>
+              <w:rPr>
+                <w:rFonts w:ascii="標楷體" w:eastAsia="標楷體" w:hAnsi="標楷體"/>
+                <w:b w:val="false"/>
+                <w:bCs w:val="false"/>
+                <w:sz w:val="22"/>
+                <w:szCs w:val="22"/>
+              </w:rPr>
               <w:t xml:space="preserve">斐（ㄈㄟˇ）「然」成章（課本補充）</w:t>
             </w:r>
           </w:p>
@@ -1151,6 +1239,82 @@
                 <w:sz w:val="22"/>
                 <w:szCs w:val="22"/>
               </w:rPr>
+              <w:t xml:space="preserve">公欣「然」曰（第96課，原文）</w:t>
+            </w:r>
+          </w:p>
+          <w:p>
+            <w:r>
+              <w:rPr>
+                <w:rFonts w:ascii="標楷體" w:eastAsia="標楷體" w:hAnsi="標楷體"/>
+                <w:b w:val="false"/>
+                <w:bCs w:val="false"/>
+                <w:sz w:val="22"/>
+                <w:szCs w:val="22"/>
+              </w:rPr>
+              <w:t xml:space="preserve">眾狙見之，恂「然」棄而走（第98課，原文）</w:t>
+            </w:r>
+          </w:p>
+        </w:tc>
+      </w:tr>
+      <w:tr>
+        <w:trPr>
+          <w:cantSplit/>
+        </w:trPr>
+        <w:tc>
+          <w:tcPr>
+            <w:tcW w:type="dxa" w:w="2600"/>
+            <w:tcBorders>
+              <w:top w:val="single" w:color="A6A6A6" w:sz="4"/>
+              <w:left w:val="single" w:color="A6A6A6" w:sz="4"/>
+              <w:bottom w:val="single" w:color="A6A6A6" w:sz="4"/>
+              <w:right w:val="single" w:color="A6A6A6" w:sz="4"/>
+            </w:tcBorders>
+            <w:shd w:fill="F7F7F7" w:color="auto" w:val="clear"/>
+            <w:tcMar>
+              <w:top w:type="dxa" w:w="50"/>
+              <w:left w:type="dxa" w:w="90"/>
+              <w:bottom w:type="dxa" w:w="50"/>
+              <w:right w:type="dxa" w:w="90"/>
+            </w:tcMar>
+          </w:tcPr>
+          <w:p>
+            <w:r>
+              <w:rPr>
+                <w:rFonts w:ascii="標楷體" w:eastAsia="標楷體" w:hAnsi="標楷體"/>
+                <w:b/>
+                <w:bCs/>
+                <w:sz w:val="22"/>
+                <w:szCs w:val="22"/>
+              </w:rPr>
+              <w:t xml:space="preserve">如此，代</w:t>
+            </w:r>
+          </w:p>
+        </w:tc>
+        <w:tc>
+          <w:tcPr>
+            <w:tcW w:type="dxa" w:w="6760"/>
+            <w:tcBorders>
+              <w:top w:val="single" w:color="A6A6A6" w:sz="4"/>
+              <w:left w:val="single" w:color="A6A6A6" w:sz="4"/>
+              <w:bottom w:val="single" w:color="A6A6A6" w:sz="4"/>
+              <w:right w:val="single" w:color="A6A6A6" w:sz="4"/>
+            </w:tcBorders>
+            <w:tcMar>
+              <w:top w:type="dxa" w:w="50"/>
+              <w:left w:type="dxa" w:w="90"/>
+              <w:bottom w:type="dxa" w:w="50"/>
+              <w:right w:type="dxa" w:w="90"/>
+            </w:tcMar>
+          </w:tcPr>
+          <w:p>
+            <w:r>
+              <w:rPr>
+                <w:rFonts w:ascii="標楷體" w:eastAsia="標楷體" w:hAnsi="標楷體"/>
+                <w:b w:val="false"/>
+                <w:bCs w:val="false"/>
+                <w:sz w:val="22"/>
+                <w:szCs w:val="22"/>
+              </w:rPr>
               <w:t xml:space="preserve">果「然」鶴也（課本補充）</w:t>
             </w:r>
           </w:p>
@@ -1163,83 +1327,31 @@
                 <w:sz w:val="22"/>
                 <w:szCs w:val="22"/>
               </w:rPr>
-              <w:t xml:space="preserve">公欣「然」曰（第96課，原文）</w:t>
-            </w:r>
-          </w:p>
-          <w:p>
-            <w:r>
-              <w:rPr>
-                <w:rFonts w:ascii="標楷體" w:eastAsia="標楷體" w:hAnsi="標楷體"/>
-                <w:b w:val="false"/>
-                <w:bCs w:val="false"/>
-                <w:sz w:val="22"/>
-                <w:szCs w:val="22"/>
-              </w:rPr>
-              <w:t xml:space="preserve">眾狙見之，恂「然」棄而走（第98課，原文）</w:t>
-            </w:r>
-          </w:p>
-        </w:tc>
-      </w:tr>
-      <w:tr>
-        <w:trPr>
-          <w:cantSplit/>
-        </w:trPr>
-        <w:tc>
-          <w:tcPr>
-            <w:tcW w:type="dxa" w:w="2600"/>
-            <w:tcBorders>
-              <w:top w:val="single" w:color="A6A6A6" w:sz="4"/>
-              <w:left w:val="single" w:color="A6A6A6" w:sz="4"/>
-              <w:bottom w:val="single" w:color="A6A6A6" w:sz="4"/>
-              <w:right w:val="single" w:color="A6A6A6" w:sz="4"/>
-            </w:tcBorders>
-            <w:shd w:fill="F7F7F7" w:color="auto" w:val="clear"/>
-            <w:tcMar>
-              <w:top w:type="dxa" w:w="50"/>
-              <w:left w:type="dxa" w:w="90"/>
-              <w:bottom w:type="dxa" w:w="50"/>
-              <w:right w:type="dxa" w:w="90"/>
-            </w:tcMar>
-          </w:tcPr>
-          <w:p>
-            <w:r>
-              <w:rPr>
-                <w:rFonts w:ascii="標楷體" w:eastAsia="標楷體" w:hAnsi="標楷體"/>
-                <w:b/>
-                <w:bCs/>
-                <w:sz w:val="22"/>
-                <w:szCs w:val="22"/>
-              </w:rPr>
-              <w:t xml:space="preserve">如此，代</w:t>
-            </w:r>
-          </w:p>
-        </w:tc>
-        <w:tc>
-          <w:tcPr>
-            <w:tcW w:type="dxa" w:w="6760"/>
-            <w:tcBorders>
-              <w:top w:val="single" w:color="A6A6A6" w:sz="4"/>
-              <w:left w:val="single" w:color="A6A6A6" w:sz="4"/>
-              <w:bottom w:val="single" w:color="A6A6A6" w:sz="4"/>
-              <w:right w:val="single" w:color="A6A6A6" w:sz="4"/>
-            </w:tcBorders>
-            <w:tcMar>
-              <w:top w:type="dxa" w:w="50"/>
-              <w:left w:type="dxa" w:w="90"/>
-              <w:bottom w:type="dxa" w:w="50"/>
-              <w:right w:type="dxa" w:w="90"/>
-            </w:tcMar>
-          </w:tcPr>
-          <w:p>
-            <w:r>
-              <w:rPr>
-                <w:rFonts w:ascii="標楷體" w:eastAsia="標楷體" w:hAnsi="標楷體"/>
-                <w:b w:val="false"/>
-                <w:bCs w:val="false"/>
-                <w:sz w:val="22"/>
-                <w:szCs w:val="22"/>
-              </w:rPr>
               <w:t xml:space="preserve">自古皆「然」（課本補充）</w:t>
+            </w:r>
+          </w:p>
+          <w:p>
+            <w:r>
+              <w:rPr>
+                <w:rFonts w:ascii="標楷體" w:eastAsia="標楷體" w:hAnsi="標楷體"/>
+                <w:b w:val="false"/>
+                <w:bCs w:val="false"/>
+                <w:sz w:val="22"/>
+                <w:szCs w:val="22"/>
+              </w:rPr>
+              <w:t xml:space="preserve">舉世皆「然」（課本補充）</w:t>
+            </w:r>
+          </w:p>
+          <w:p>
+            <w:r>
+              <w:rPr>
+                <w:rFonts w:ascii="標楷體" w:eastAsia="標楷體" w:hAnsi="標楷體"/>
+                <w:b w:val="false"/>
+                <w:bCs w:val="false"/>
+                <w:sz w:val="22"/>
+                <w:szCs w:val="22"/>
+              </w:rPr>
+              <w:t xml:space="preserve">麝香貓和白鼻心亦「然」（課本補充）</w:t>
             </w:r>
           </w:p>
         </w:tc>
@@ -2286,7 +2398,7 @@
                 <w:sz w:val="22"/>
                 <w:szCs w:val="22"/>
               </w:rPr>
-              <w:t xml:space="preserve">撒（ㄙㄚˇ）排出、排洩，V</w:t>
+              <w:t xml:space="preserve">撒（ㄙㄚ）排出、排洩，V</w:t>
             </w:r>
           </w:p>
         </w:tc>
@@ -5371,7 +5483,1035 @@
           <w:sz w:val="28"/>
           <w:szCs w:val="28"/>
         </w:rPr>
-        <w:t xml:space="preserve">十一、其他重點字義與句式</w:t>
+        <w:t xml:space="preserve">十一、走、伐、折、書　字義與詞性（第91、92、93、95課）</w:t>
+      </w:r>
+    </w:p>
+    <w:tbl>
+      <w:tblPr>
+        <w:tblW w:type="dxa" w:w="9360"/>
+        <w:tblBorders>
+          <w:top w:val="single" w:color="auto" w:sz="4"/>
+          <w:left w:val="single" w:color="auto" w:sz="4"/>
+          <w:bottom w:val="single" w:color="auto" w:sz="4"/>
+          <w:right w:val="single" w:color="auto" w:sz="4"/>
+          <w:insideH w:val="single" w:color="auto" w:sz="4"/>
+          <w:insideV w:val="single" w:color="auto" w:sz="4"/>
+        </w:tblBorders>
+      </w:tblPr>
+      <w:tblGrid>
+        <w:gridCol w:w="2600"/>
+        <w:gridCol w:w="6760"/>
+      </w:tblGrid>
+      <w:tr>
+        <w:trPr>
+          <w:tblHeader/>
+        </w:trPr>
+        <w:tc>
+          <w:tcPr>
+            <w:tcW w:type="dxa" w:w="2600"/>
+            <w:tcBorders>
+              <w:top w:val="single" w:color="A6A6A6" w:sz="4"/>
+              <w:left w:val="single" w:color="A6A6A6" w:sz="4"/>
+              <w:bottom w:val="single" w:color="A6A6A6" w:sz="4"/>
+              <w:right w:val="single" w:color="A6A6A6" w:sz="4"/>
+            </w:tcBorders>
+            <w:shd w:fill="DDEBF7" w:color="auto" w:val="clear"/>
+            <w:tcMar>
+              <w:top w:type="dxa" w:w="50"/>
+              <w:left w:type="dxa" w:w="90"/>
+              <w:bottom w:type="dxa" w:w="50"/>
+              <w:right w:type="dxa" w:w="90"/>
+            </w:tcMar>
+          </w:tcPr>
+          <w:p>
+            <w:r>
+              <w:rPr>
+                <w:rFonts w:ascii="標楷體" w:eastAsia="標楷體" w:hAnsi="標楷體"/>
+                <w:b/>
+                <w:bCs/>
+                <w:sz w:val="22"/>
+                <w:szCs w:val="22"/>
+              </w:rPr>
+              <w:t xml:space="preserve">意義（詞性）</w:t>
+            </w:r>
+          </w:p>
+        </w:tc>
+        <w:tc>
+          <w:tcPr>
+            <w:tcW w:type="dxa" w:w="6760"/>
+            <w:tcBorders>
+              <w:top w:val="single" w:color="A6A6A6" w:sz="4"/>
+              <w:left w:val="single" w:color="A6A6A6" w:sz="4"/>
+              <w:bottom w:val="single" w:color="A6A6A6" w:sz="4"/>
+              <w:right w:val="single" w:color="A6A6A6" w:sz="4"/>
+            </w:tcBorders>
+            <w:shd w:fill="DDEBF7" w:color="auto" w:val="clear"/>
+            <w:tcMar>
+              <w:top w:type="dxa" w:w="50"/>
+              <w:left w:type="dxa" w:w="90"/>
+              <w:bottom w:type="dxa" w:w="50"/>
+              <w:right w:type="dxa" w:w="90"/>
+            </w:tcMar>
+          </w:tcPr>
+          <w:p>
+            <w:r>
+              <w:rPr>
+                <w:rFonts w:ascii="標楷體" w:eastAsia="標楷體" w:hAnsi="標楷體"/>
+                <w:b/>
+                <w:bCs/>
+                <w:sz w:val="22"/>
+                <w:szCs w:val="22"/>
+              </w:rPr>
+              <w:t xml:space="preserve">例句（出處）</w:t>
+            </w:r>
+          </w:p>
+        </w:tc>
+      </w:tr>
+      <w:tr>
+        <w:trPr>
+          <w:cantSplit/>
+        </w:trPr>
+        <w:tc>
+          <w:tcPr>
+            <w:tcW w:type="dxa" w:w="2600"/>
+            <w:tcBorders>
+              <w:top w:val="single" w:color="A6A6A6" w:sz="4"/>
+              <w:left w:val="single" w:color="A6A6A6" w:sz="4"/>
+              <w:bottom w:val="single" w:color="A6A6A6" w:sz="4"/>
+              <w:right w:val="single" w:color="A6A6A6" w:sz="4"/>
+            </w:tcBorders>
+            <w:shd w:fill="F7F7F7" w:color="auto" w:val="clear"/>
+            <w:tcMar>
+              <w:top w:type="dxa" w:w="50"/>
+              <w:left w:type="dxa" w:w="90"/>
+              <w:bottom w:type="dxa" w:w="50"/>
+              <w:right w:type="dxa" w:w="90"/>
+            </w:tcMar>
+          </w:tcPr>
+          <w:p>
+            <w:r>
+              <w:rPr>
+                <w:rFonts w:ascii="標楷體" w:eastAsia="標楷體" w:hAnsi="標楷體"/>
+                <w:b/>
+                <w:bCs/>
+                <w:sz w:val="22"/>
+                <w:szCs w:val="22"/>
+              </w:rPr>
+              <w:t xml:space="preserve">走：逃跑，V</w:t>
+            </w:r>
+          </w:p>
+        </w:tc>
+        <w:tc>
+          <w:tcPr>
+            <w:tcW w:type="dxa" w:w="6760"/>
+            <w:tcBorders>
+              <w:top w:val="single" w:color="A6A6A6" w:sz="4"/>
+              <w:left w:val="single" w:color="A6A6A6" w:sz="4"/>
+              <w:bottom w:val="single" w:color="A6A6A6" w:sz="4"/>
+              <w:right w:val="single" w:color="A6A6A6" w:sz="4"/>
+            </w:tcBorders>
+            <w:tcMar>
+              <w:top w:type="dxa" w:w="50"/>
+              <w:left w:type="dxa" w:w="90"/>
+              <w:bottom w:type="dxa" w:w="50"/>
+              <w:right w:type="dxa" w:w="90"/>
+            </w:tcMar>
+          </w:tcPr>
+          <w:p>
+            <w:r>
+              <w:rPr>
+                <w:rFonts w:ascii="標楷體" w:eastAsia="標楷體" w:hAnsi="標楷體"/>
+                <w:b w:val="false"/>
+                <w:bCs w:val="false"/>
+                <w:sz w:val="22"/>
+                <w:szCs w:val="22"/>
+              </w:rPr>
+              <w:t xml:space="preserve">落荒而「走」（第93課，隨堂練習）</w:t>
+            </w:r>
+          </w:p>
+          <w:p>
+            <w:r>
+              <w:rPr>
+                <w:rFonts w:ascii="標楷體" w:eastAsia="標楷體" w:hAnsi="標楷體"/>
+                <w:b w:val="false"/>
+                <w:bCs w:val="false"/>
+                <w:sz w:val="22"/>
+                <w:szCs w:val="22"/>
+              </w:rPr>
+              <w:t xml:space="preserve">觀百獸之見我不「走」乎（第93課，原文）</w:t>
+            </w:r>
+          </w:p>
+          <w:p>
+            <w:r>
+              <w:rPr>
+                <w:rFonts w:ascii="標楷體" w:eastAsia="標楷體" w:hAnsi="標楷體"/>
+                <w:b w:val="false"/>
+                <w:bCs w:val="false"/>
+                <w:sz w:val="22"/>
+                <w:szCs w:val="22"/>
+              </w:rPr>
+              <w:t xml:space="preserve">獸見之皆「走」（第93課，原文）</w:t>
+            </w:r>
+          </w:p>
+          <w:p>
+            <w:r>
+              <w:rPr>
+                <w:rFonts w:ascii="標楷體" w:eastAsia="標楷體" w:hAnsi="標楷體"/>
+                <w:b w:val="false"/>
+                <w:bCs w:val="false"/>
+                <w:sz w:val="22"/>
+                <w:szCs w:val="22"/>
+              </w:rPr>
+              <w:t xml:space="preserve">眾狙見之，恂然棄而「走」（第98課，原文）</w:t>
+            </w:r>
+          </w:p>
+        </w:tc>
+      </w:tr>
+      <w:tr>
+        <w:trPr>
+          <w:cantSplit/>
+        </w:trPr>
+        <w:tc>
+          <w:tcPr>
+            <w:tcW w:type="dxa" w:w="2600"/>
+            <w:tcBorders>
+              <w:top w:val="single" w:color="A6A6A6" w:sz="4"/>
+              <w:left w:val="single" w:color="A6A6A6" w:sz="4"/>
+              <w:bottom w:val="single" w:color="A6A6A6" w:sz="4"/>
+              <w:right w:val="single" w:color="A6A6A6" w:sz="4"/>
+            </w:tcBorders>
+            <w:shd w:fill="F7F7F7" w:color="auto" w:val="clear"/>
+            <w:tcMar>
+              <w:top w:type="dxa" w:w="50"/>
+              <w:left w:type="dxa" w:w="90"/>
+              <w:bottom w:type="dxa" w:w="50"/>
+              <w:right w:type="dxa" w:w="90"/>
+            </w:tcMar>
+          </w:tcPr>
+          <w:p>
+            <w:r>
+              <w:rPr>
+                <w:rFonts w:ascii="標楷體" w:eastAsia="標楷體" w:hAnsi="標楷體"/>
+                <w:b/>
+                <w:bCs/>
+                <w:sz w:val="22"/>
+                <w:szCs w:val="22"/>
+              </w:rPr>
+              <w:t xml:space="preserve">走：在陸地上行動的，形</w:t>
+            </w:r>
+          </w:p>
+        </w:tc>
+        <w:tc>
+          <w:tcPr>
+            <w:tcW w:type="dxa" w:w="6760"/>
+            <w:tcBorders>
+              <w:top w:val="single" w:color="A6A6A6" w:sz="4"/>
+              <w:left w:val="single" w:color="A6A6A6" w:sz="4"/>
+              <w:bottom w:val="single" w:color="A6A6A6" w:sz="4"/>
+              <w:right w:val="single" w:color="A6A6A6" w:sz="4"/>
+            </w:tcBorders>
+            <w:tcMar>
+              <w:top w:type="dxa" w:w="50"/>
+              <w:left w:type="dxa" w:w="90"/>
+              <w:bottom w:type="dxa" w:w="50"/>
+              <w:right w:type="dxa" w:w="90"/>
+            </w:tcMar>
+          </w:tcPr>
+          <w:p>
+            <w:r>
+              <w:rPr>
+                <w:rFonts w:ascii="標楷體" w:eastAsia="標楷體" w:hAnsi="標楷體"/>
+                <w:b w:val="false"/>
+                <w:bCs w:val="false"/>
+                <w:sz w:val="22"/>
+                <w:szCs w:val="22"/>
+              </w:rPr>
+              <w:t xml:space="preserve">飛禽「走」獸（課本補充）</w:t>
+            </w:r>
+          </w:p>
+        </w:tc>
+      </w:tr>
+      <w:tr>
+        <w:trPr>
+          <w:cantSplit/>
+        </w:trPr>
+        <w:tc>
+          <w:tcPr>
+            <w:tcW w:type="dxa" w:w="2600"/>
+            <w:tcBorders>
+              <w:top w:val="single" w:color="A6A6A6" w:sz="4"/>
+              <w:left w:val="single" w:color="A6A6A6" w:sz="4"/>
+              <w:bottom w:val="single" w:color="A6A6A6" w:sz="4"/>
+              <w:right w:val="single" w:color="A6A6A6" w:sz="4"/>
+            </w:tcBorders>
+            <w:shd w:fill="F7F7F7" w:color="auto" w:val="clear"/>
+            <w:tcMar>
+              <w:top w:type="dxa" w:w="50"/>
+              <w:left w:type="dxa" w:w="90"/>
+              <w:bottom w:type="dxa" w:w="50"/>
+              <w:right w:type="dxa" w:w="90"/>
+            </w:tcMar>
+          </w:tcPr>
+          <w:p>
+            <w:r>
+              <w:rPr>
+                <w:rFonts w:ascii="標楷體" w:eastAsia="標楷體" w:hAnsi="標楷體"/>
+                <w:b/>
+                <w:bCs/>
+                <w:sz w:val="22"/>
+                <w:szCs w:val="22"/>
+              </w:rPr>
+              <w:t xml:space="preserve">走：供驅使的、供使役的，形</w:t>
+            </w:r>
+          </w:p>
+        </w:tc>
+        <w:tc>
+          <w:tcPr>
+            <w:tcW w:type="dxa" w:w="6760"/>
+            <w:tcBorders>
+              <w:top w:val="single" w:color="A6A6A6" w:sz="4"/>
+              <w:left w:val="single" w:color="A6A6A6" w:sz="4"/>
+              <w:bottom w:val="single" w:color="A6A6A6" w:sz="4"/>
+              <w:right w:val="single" w:color="A6A6A6" w:sz="4"/>
+            </w:tcBorders>
+            <w:tcMar>
+              <w:top w:type="dxa" w:w="50"/>
+              <w:left w:type="dxa" w:w="90"/>
+              <w:bottom w:type="dxa" w:w="50"/>
+              <w:right w:type="dxa" w:w="90"/>
+            </w:tcMar>
+          </w:tcPr>
+          <w:p>
+            <w:r>
+              <w:rPr>
+                <w:rFonts w:ascii="標楷體" w:eastAsia="標楷體" w:hAnsi="標楷體"/>
+                <w:b w:val="false"/>
+                <w:bCs w:val="false"/>
+                <w:sz w:val="22"/>
+                <w:szCs w:val="22"/>
+              </w:rPr>
+              <w:t xml:space="preserve">販夫「走」卒（課本補充）</w:t>
+            </w:r>
+          </w:p>
+        </w:tc>
+      </w:tr>
+      <w:tr>
+        <w:trPr>
+          <w:cantSplit/>
+        </w:trPr>
+        <w:tc>
+          <w:tcPr>
+            <w:tcW w:type="dxa" w:w="2600"/>
+            <w:tcBorders>
+              <w:top w:val="single" w:color="A6A6A6" w:sz="4"/>
+              <w:left w:val="single" w:color="A6A6A6" w:sz="4"/>
+              <w:bottom w:val="single" w:color="A6A6A6" w:sz="4"/>
+              <w:right w:val="single" w:color="A6A6A6" w:sz="4"/>
+            </w:tcBorders>
+            <w:shd w:fill="F7F7F7" w:color="auto" w:val="clear"/>
+            <w:tcMar>
+              <w:top w:type="dxa" w:w="50"/>
+              <w:left w:type="dxa" w:w="90"/>
+              <w:bottom w:type="dxa" w:w="50"/>
+              <w:right w:type="dxa" w:w="90"/>
+            </w:tcMar>
+          </w:tcPr>
+          <w:p>
+            <w:r>
+              <w:rPr>
+                <w:rFonts w:ascii="標楷體" w:eastAsia="標楷體" w:hAnsi="標楷體"/>
+                <w:b/>
+                <w:bCs/>
+                <w:sz w:val="22"/>
+                <w:szCs w:val="22"/>
+              </w:rPr>
+              <w:t xml:space="preserve">伐：自誇，V</w:t>
+            </w:r>
+          </w:p>
+        </w:tc>
+        <w:tc>
+          <w:tcPr>
+            <w:tcW w:type="dxa" w:w="6760"/>
+            <w:tcBorders>
+              <w:top w:val="single" w:color="A6A6A6" w:sz="4"/>
+              <w:left w:val="single" w:color="A6A6A6" w:sz="4"/>
+              <w:bottom w:val="single" w:color="A6A6A6" w:sz="4"/>
+              <w:right w:val="single" w:color="A6A6A6" w:sz="4"/>
+            </w:tcBorders>
+            <w:tcMar>
+              <w:top w:type="dxa" w:w="50"/>
+              <w:left w:type="dxa" w:w="90"/>
+              <w:bottom w:type="dxa" w:w="50"/>
+              <w:right w:type="dxa" w:w="90"/>
+            </w:tcMar>
+          </w:tcPr>
+          <w:p>
+            <w:r>
+              <w:rPr>
+                <w:rFonts w:ascii="標楷體" w:eastAsia="標楷體" w:hAnsi="標楷體"/>
+                <w:b w:val="false"/>
+                <w:bCs w:val="false"/>
+                <w:sz w:val="22"/>
+                <w:szCs w:val="22"/>
+              </w:rPr>
+              <w:t xml:space="preserve">矜功「伐」善（第92課，原文）</w:t>
+            </w:r>
+          </w:p>
+          <w:p>
+            <w:r>
+              <w:rPr>
+                <w:rFonts w:ascii="標楷體" w:eastAsia="標楷體" w:hAnsi="標楷體"/>
+                <w:b w:val="false"/>
+                <w:bCs w:val="false"/>
+                <w:sz w:val="22"/>
+                <w:szCs w:val="22"/>
+              </w:rPr>
+              <w:t xml:space="preserve">謙退不「伐」（第92課，原文）</w:t>
+            </w:r>
+          </w:p>
+        </w:tc>
+      </w:tr>
+      <w:tr>
+        <w:trPr>
+          <w:cantSplit/>
+        </w:trPr>
+        <w:tc>
+          <w:tcPr>
+            <w:tcW w:type="dxa" w:w="2600"/>
+            <w:tcBorders>
+              <w:top w:val="single" w:color="A6A6A6" w:sz="4"/>
+              <w:left w:val="single" w:color="A6A6A6" w:sz="4"/>
+              <w:bottom w:val="single" w:color="A6A6A6" w:sz="4"/>
+              <w:right w:val="single" w:color="A6A6A6" w:sz="4"/>
+            </w:tcBorders>
+            <w:shd w:fill="F7F7F7" w:color="auto" w:val="clear"/>
+            <w:tcMar>
+              <w:top w:type="dxa" w:w="50"/>
+              <w:left w:type="dxa" w:w="90"/>
+              <w:bottom w:type="dxa" w:w="50"/>
+              <w:right w:type="dxa" w:w="90"/>
+            </w:tcMar>
+          </w:tcPr>
+          <w:p>
+            <w:r>
+              <w:rPr>
+                <w:rFonts w:ascii="標楷體" w:eastAsia="標楷體" w:hAnsi="標楷體"/>
+                <w:b/>
+                <w:bCs/>
+                <w:sz w:val="22"/>
+                <w:szCs w:val="22"/>
+              </w:rPr>
+              <w:t xml:space="preserve">伐：征討、攻打，V</w:t>
+            </w:r>
+          </w:p>
+        </w:tc>
+        <w:tc>
+          <w:tcPr>
+            <w:tcW w:type="dxa" w:w="6760"/>
+            <w:tcBorders>
+              <w:top w:val="single" w:color="A6A6A6" w:sz="4"/>
+              <w:left w:val="single" w:color="A6A6A6" w:sz="4"/>
+              <w:bottom w:val="single" w:color="A6A6A6" w:sz="4"/>
+              <w:right w:val="single" w:color="A6A6A6" w:sz="4"/>
+            </w:tcBorders>
+            <w:tcMar>
+              <w:top w:type="dxa" w:w="50"/>
+              <w:left w:type="dxa" w:w="90"/>
+              <w:bottom w:type="dxa" w:w="50"/>
+              <w:right w:type="dxa" w:w="90"/>
+            </w:tcMar>
+          </w:tcPr>
+          <w:p>
+            <w:r>
+              <w:rPr>
+                <w:rFonts w:ascii="標楷體" w:eastAsia="標楷體" w:hAnsi="標楷體"/>
+                <w:b w:val="false"/>
+                <w:bCs w:val="false"/>
+                <w:sz w:val="22"/>
+                <w:szCs w:val="22"/>
+              </w:rPr>
+              <w:t xml:space="preserve">討「伐」（課本補充）</w:t>
+            </w:r>
+          </w:p>
+          <w:p>
+            <w:r>
+              <w:rPr>
+                <w:rFonts w:ascii="標楷體" w:eastAsia="標楷體" w:hAnsi="標楷體"/>
+                <w:b w:val="false"/>
+                <w:bCs w:val="false"/>
+                <w:sz w:val="22"/>
+                <w:szCs w:val="22"/>
+              </w:rPr>
+              <w:t xml:space="preserve">口誅筆「伐」（用言語和文字揭發、譴責他人的罪狀）（第92課，隨堂練習）</w:t>
+            </w:r>
+          </w:p>
+        </w:tc>
+      </w:tr>
+      <w:tr>
+        <w:trPr>
+          <w:cantSplit/>
+        </w:trPr>
+        <w:tc>
+          <w:tcPr>
+            <w:tcW w:type="dxa" w:w="2600"/>
+            <w:tcBorders>
+              <w:top w:val="single" w:color="A6A6A6" w:sz="4"/>
+              <w:left w:val="single" w:color="A6A6A6" w:sz="4"/>
+              <w:bottom w:val="single" w:color="A6A6A6" w:sz="4"/>
+              <w:right w:val="single" w:color="A6A6A6" w:sz="4"/>
+            </w:tcBorders>
+            <w:shd w:fill="F7F7F7" w:color="auto" w:val="clear"/>
+            <w:tcMar>
+              <w:top w:type="dxa" w:w="50"/>
+              <w:left w:type="dxa" w:w="90"/>
+              <w:bottom w:type="dxa" w:w="50"/>
+              <w:right w:type="dxa" w:w="90"/>
+            </w:tcMar>
+          </w:tcPr>
+          <w:p>
+            <w:r>
+              <w:rPr>
+                <w:rFonts w:ascii="標楷體" w:eastAsia="標楷體" w:hAnsi="標楷體"/>
+                <w:b/>
+                <w:bCs/>
+                <w:sz w:val="22"/>
+                <w:szCs w:val="22"/>
+              </w:rPr>
+              <w:t xml:space="preserve">伐：砍，V</w:t>
+            </w:r>
+          </w:p>
+        </w:tc>
+        <w:tc>
+          <w:tcPr>
+            <w:tcW w:type="dxa" w:w="6760"/>
+            <w:tcBorders>
+              <w:top w:val="single" w:color="A6A6A6" w:sz="4"/>
+              <w:left w:val="single" w:color="A6A6A6" w:sz="4"/>
+              <w:bottom w:val="single" w:color="A6A6A6" w:sz="4"/>
+              <w:right w:val="single" w:color="A6A6A6" w:sz="4"/>
+            </w:tcBorders>
+            <w:tcMar>
+              <w:top w:type="dxa" w:w="50"/>
+              <w:left w:type="dxa" w:w="90"/>
+              <w:bottom w:type="dxa" w:w="50"/>
+              <w:right w:type="dxa" w:w="90"/>
+            </w:tcMar>
+          </w:tcPr>
+          <w:p>
+            <w:r>
+              <w:rPr>
+                <w:rFonts w:ascii="標楷體" w:eastAsia="標楷體" w:hAnsi="標楷體"/>
+                <w:b w:val="false"/>
+                <w:bCs w:val="false"/>
+                <w:sz w:val="22"/>
+                <w:szCs w:val="22"/>
+              </w:rPr>
+              <w:t xml:space="preserve">濫墾濫「伐」（第92課，隨堂練習）</w:t>
+            </w:r>
+          </w:p>
+        </w:tc>
+      </w:tr>
+      <w:tr>
+        <w:trPr>
+          <w:cantSplit/>
+        </w:trPr>
+        <w:tc>
+          <w:tcPr>
+            <w:tcW w:type="dxa" w:w="2600"/>
+            <w:tcBorders>
+              <w:top w:val="single" w:color="A6A6A6" w:sz="4"/>
+              <w:left w:val="single" w:color="A6A6A6" w:sz="4"/>
+              <w:bottom w:val="single" w:color="A6A6A6" w:sz="4"/>
+              <w:right w:val="single" w:color="A6A6A6" w:sz="4"/>
+            </w:tcBorders>
+            <w:shd w:fill="F7F7F7" w:color="auto" w:val="clear"/>
+            <w:tcMar>
+              <w:top w:type="dxa" w:w="50"/>
+              <w:left w:type="dxa" w:w="90"/>
+              <w:bottom w:type="dxa" w:w="50"/>
+              <w:right w:type="dxa" w:w="90"/>
+            </w:tcMar>
+          </w:tcPr>
+          <w:p>
+            <w:r>
+              <w:rPr>
+                <w:rFonts w:ascii="標楷體" w:eastAsia="標楷體" w:hAnsi="標楷體"/>
+                <w:b/>
+                <w:bCs/>
+                <w:sz w:val="22"/>
+                <w:szCs w:val="22"/>
+              </w:rPr>
+              <w:t xml:space="preserve">折：損失、喪失，V</w:t>
+            </w:r>
+          </w:p>
+        </w:tc>
+        <w:tc>
+          <w:tcPr>
+            <w:tcW w:type="dxa" w:w="6760"/>
+            <w:tcBorders>
+              <w:top w:val="single" w:color="A6A6A6" w:sz="4"/>
+              <w:left w:val="single" w:color="A6A6A6" w:sz="4"/>
+              <w:bottom w:val="single" w:color="A6A6A6" w:sz="4"/>
+              <w:right w:val="single" w:color="A6A6A6" w:sz="4"/>
+            </w:tcBorders>
+            <w:tcMar>
+              <w:top w:type="dxa" w:w="50"/>
+              <w:left w:type="dxa" w:w="90"/>
+              <w:bottom w:type="dxa" w:w="50"/>
+              <w:right w:type="dxa" w:w="90"/>
+            </w:tcMar>
+          </w:tcPr>
+          <w:p>
+            <w:r>
+              <w:rPr>
+                <w:rFonts w:ascii="標楷體" w:eastAsia="標楷體" w:hAnsi="標楷體"/>
+                <w:b w:val="false"/>
+                <w:bCs w:val="false"/>
+                <w:sz w:val="22"/>
+                <w:szCs w:val="22"/>
+              </w:rPr>
+              <w:t xml:space="preserve">豈不白「折」了也（第91課，原文）</w:t>
+            </w:r>
+          </w:p>
+        </w:tc>
+      </w:tr>
+      <w:tr>
+        <w:trPr>
+          <w:cantSplit/>
+        </w:trPr>
+        <w:tc>
+          <w:tcPr>
+            <w:tcW w:type="dxa" w:w="2600"/>
+            <w:tcBorders>
+              <w:top w:val="single" w:color="A6A6A6" w:sz="4"/>
+              <w:left w:val="single" w:color="A6A6A6" w:sz="4"/>
+              <w:bottom w:val="single" w:color="A6A6A6" w:sz="4"/>
+              <w:right w:val="single" w:color="A6A6A6" w:sz="4"/>
+            </w:tcBorders>
+            <w:shd w:fill="F7F7F7" w:color="auto" w:val="clear"/>
+            <w:tcMar>
+              <w:top w:type="dxa" w:w="50"/>
+              <w:left w:type="dxa" w:w="90"/>
+              <w:bottom w:type="dxa" w:w="50"/>
+              <w:right w:type="dxa" w:w="90"/>
+            </w:tcMar>
+          </w:tcPr>
+          <w:p>
+            <w:r>
+              <w:rPr>
+                <w:rFonts w:ascii="標楷體" w:eastAsia="標楷體" w:hAnsi="標楷體"/>
+                <w:b/>
+                <w:bCs/>
+                <w:sz w:val="22"/>
+                <w:szCs w:val="22"/>
+              </w:rPr>
+              <w:t xml:space="preserve">折：彎、曲，V</w:t>
+            </w:r>
+          </w:p>
+        </w:tc>
+        <w:tc>
+          <w:tcPr>
+            <w:tcW w:type="dxa" w:w="6760"/>
+            <w:tcBorders>
+              <w:top w:val="single" w:color="A6A6A6" w:sz="4"/>
+              <w:left w:val="single" w:color="A6A6A6" w:sz="4"/>
+              <w:bottom w:val="single" w:color="A6A6A6" w:sz="4"/>
+              <w:right w:val="single" w:color="A6A6A6" w:sz="4"/>
+            </w:tcBorders>
+            <w:tcMar>
+              <w:top w:type="dxa" w:w="50"/>
+              <w:left w:type="dxa" w:w="90"/>
+              <w:bottom w:type="dxa" w:w="50"/>
+              <w:right w:type="dxa" w:w="90"/>
+            </w:tcMar>
+          </w:tcPr>
+          <w:p>
+            <w:r>
+              <w:rPr>
+                <w:rFonts w:ascii="標楷體" w:eastAsia="標楷體" w:hAnsi="標楷體"/>
+                <w:b w:val="false"/>
+                <w:bCs w:val="false"/>
+                <w:sz w:val="22"/>
+                <w:szCs w:val="22"/>
+              </w:rPr>
+              <w:t xml:space="preserve">不為五斗米「折」腰（第91課，隨堂練習）</w:t>
+            </w:r>
+          </w:p>
+        </w:tc>
+      </w:tr>
+      <w:tr>
+        <w:trPr>
+          <w:cantSplit/>
+        </w:trPr>
+        <w:tc>
+          <w:tcPr>
+            <w:tcW w:type="dxa" w:w="2600"/>
+            <w:tcBorders>
+              <w:top w:val="single" w:color="A6A6A6" w:sz="4"/>
+              <w:left w:val="single" w:color="A6A6A6" w:sz="4"/>
+              <w:bottom w:val="single" w:color="A6A6A6" w:sz="4"/>
+              <w:right w:val="single" w:color="A6A6A6" w:sz="4"/>
+            </w:tcBorders>
+            <w:shd w:fill="F7F7F7" w:color="auto" w:val="clear"/>
+            <w:tcMar>
+              <w:top w:type="dxa" w:w="50"/>
+              <w:left w:type="dxa" w:w="90"/>
+              <w:bottom w:type="dxa" w:w="50"/>
+              <w:right w:type="dxa" w:w="90"/>
+            </w:tcMar>
+          </w:tcPr>
+          <w:p>
+            <w:r>
+              <w:rPr>
+                <w:rFonts w:ascii="標楷體" w:eastAsia="標楷體" w:hAnsi="標楷體"/>
+                <w:b/>
+                <w:bCs/>
+                <w:sz w:val="22"/>
+                <w:szCs w:val="22"/>
+              </w:rPr>
+              <w:t xml:space="preserve">折：彎曲，形</w:t>
+            </w:r>
+          </w:p>
+        </w:tc>
+        <w:tc>
+          <w:tcPr>
+            <w:tcW w:type="dxa" w:w="6760"/>
+            <w:tcBorders>
+              <w:top w:val="single" w:color="A6A6A6" w:sz="4"/>
+              <w:left w:val="single" w:color="A6A6A6" w:sz="4"/>
+              <w:bottom w:val="single" w:color="A6A6A6" w:sz="4"/>
+              <w:right w:val="single" w:color="A6A6A6" w:sz="4"/>
+            </w:tcBorders>
+            <w:tcMar>
+              <w:top w:type="dxa" w:w="50"/>
+              <w:left w:type="dxa" w:w="90"/>
+              <w:bottom w:type="dxa" w:w="50"/>
+              <w:right w:type="dxa" w:w="90"/>
+            </w:tcMar>
+          </w:tcPr>
+          <w:p>
+            <w:r>
+              <w:rPr>
+                <w:rFonts w:ascii="標楷體" w:eastAsia="標楷體" w:hAnsi="標楷體"/>
+                <w:b w:val="false"/>
+                <w:bCs w:val="false"/>
+                <w:sz w:val="22"/>
+                <w:szCs w:val="22"/>
+              </w:rPr>
+              <w:t xml:space="preserve">曲「折」（第91課，隨堂練習）</w:t>
+            </w:r>
+          </w:p>
+        </w:tc>
+      </w:tr>
+      <w:tr>
+        <w:trPr>
+          <w:cantSplit/>
+        </w:trPr>
+        <w:tc>
+          <w:tcPr>
+            <w:tcW w:type="dxa" w:w="2600"/>
+            <w:tcBorders>
+              <w:top w:val="single" w:color="A6A6A6" w:sz="4"/>
+              <w:left w:val="single" w:color="A6A6A6" w:sz="4"/>
+              <w:bottom w:val="single" w:color="A6A6A6" w:sz="4"/>
+              <w:right w:val="single" w:color="A6A6A6" w:sz="4"/>
+            </w:tcBorders>
+            <w:shd w:fill="F7F7F7" w:color="auto" w:val="clear"/>
+            <w:tcMar>
+              <w:top w:type="dxa" w:w="50"/>
+              <w:left w:type="dxa" w:w="90"/>
+              <w:bottom w:type="dxa" w:w="50"/>
+              <w:right w:type="dxa" w:w="90"/>
+            </w:tcMar>
+          </w:tcPr>
+          <w:p>
+            <w:r>
+              <w:rPr>
+                <w:rFonts w:ascii="標楷體" w:eastAsia="標楷體" w:hAnsi="標楷體"/>
+                <w:b/>
+                <w:bCs/>
+                <w:sz w:val="22"/>
+                <w:szCs w:val="22"/>
+              </w:rPr>
+              <w:t xml:space="preserve">折：挫敗、難關，N</w:t>
+            </w:r>
+          </w:p>
+        </w:tc>
+        <w:tc>
+          <w:tcPr>
+            <w:tcW w:type="dxa" w:w="6760"/>
+            <w:tcBorders>
+              <w:top w:val="single" w:color="A6A6A6" w:sz="4"/>
+              <w:left w:val="single" w:color="A6A6A6" w:sz="4"/>
+              <w:bottom w:val="single" w:color="A6A6A6" w:sz="4"/>
+              <w:right w:val="single" w:color="A6A6A6" w:sz="4"/>
+            </w:tcBorders>
+            <w:tcMar>
+              <w:top w:type="dxa" w:w="50"/>
+              <w:left w:type="dxa" w:w="90"/>
+              <w:bottom w:type="dxa" w:w="50"/>
+              <w:right w:type="dxa" w:w="90"/>
+            </w:tcMar>
+          </w:tcPr>
+          <w:p>
+            <w:r>
+              <w:rPr>
+                <w:rFonts w:ascii="標楷體" w:eastAsia="標楷體" w:hAnsi="標楷體"/>
+                <w:b w:val="false"/>
+                <w:bCs w:val="false"/>
+                <w:sz w:val="22"/>
+                <w:szCs w:val="22"/>
+              </w:rPr>
+              <w:t xml:space="preserve">挫「折」（第91課，隨堂練習）</w:t>
+            </w:r>
+          </w:p>
+        </w:tc>
+      </w:tr>
+      <w:tr>
+        <w:trPr>
+          <w:cantSplit/>
+        </w:trPr>
+        <w:tc>
+          <w:tcPr>
+            <w:tcW w:type="dxa" w:w="2600"/>
+            <w:tcBorders>
+              <w:top w:val="single" w:color="A6A6A6" w:sz="4"/>
+              <w:left w:val="single" w:color="A6A6A6" w:sz="4"/>
+              <w:bottom w:val="single" w:color="A6A6A6" w:sz="4"/>
+              <w:right w:val="single" w:color="A6A6A6" w:sz="4"/>
+            </w:tcBorders>
+            <w:shd w:fill="F7F7F7" w:color="auto" w:val="clear"/>
+            <w:tcMar>
+              <w:top w:type="dxa" w:w="50"/>
+              <w:left w:type="dxa" w:w="90"/>
+              <w:bottom w:type="dxa" w:w="50"/>
+              <w:right w:type="dxa" w:w="90"/>
+            </w:tcMar>
+          </w:tcPr>
+          <w:p>
+            <w:r>
+              <w:rPr>
+                <w:rFonts w:ascii="標楷體" w:eastAsia="標楷體" w:hAnsi="標楷體"/>
+                <w:b/>
+                <w:bCs/>
+                <w:sz w:val="22"/>
+                <w:szCs w:val="22"/>
+              </w:rPr>
+              <w:t xml:space="preserve">折：意志剛強，雖受盡挫折，仍能堅持不變（百折不撓）</w:t>
+            </w:r>
+          </w:p>
+        </w:tc>
+        <w:tc>
+          <w:tcPr>
+            <w:tcW w:type="dxa" w:w="6760"/>
+            <w:tcBorders>
+              <w:top w:val="single" w:color="A6A6A6" w:sz="4"/>
+              <w:left w:val="single" w:color="A6A6A6" w:sz="4"/>
+              <w:bottom w:val="single" w:color="A6A6A6" w:sz="4"/>
+              <w:right w:val="single" w:color="A6A6A6" w:sz="4"/>
+            </w:tcBorders>
+            <w:tcMar>
+              <w:top w:type="dxa" w:w="50"/>
+              <w:left w:type="dxa" w:w="90"/>
+              <w:bottom w:type="dxa" w:w="50"/>
+              <w:right w:type="dxa" w:w="90"/>
+            </w:tcMar>
+          </w:tcPr>
+          <w:p>
+            <w:r>
+              <w:rPr>
+                <w:rFonts w:ascii="標楷體" w:eastAsia="標楷體" w:hAnsi="標楷體"/>
+                <w:b w:val="false"/>
+                <w:bCs w:val="false"/>
+                <w:sz w:val="22"/>
+                <w:szCs w:val="22"/>
+              </w:rPr>
+              <w:t xml:space="preserve">百「折」不撓（第91課，隨堂練習）</w:t>
+            </w:r>
+          </w:p>
+        </w:tc>
+      </w:tr>
+      <w:tr>
+        <w:trPr>
+          <w:cantSplit/>
+        </w:trPr>
+        <w:tc>
+          <w:tcPr>
+            <w:tcW w:type="dxa" w:w="2600"/>
+            <w:tcBorders>
+              <w:top w:val="single" w:color="A6A6A6" w:sz="4"/>
+              <w:left w:val="single" w:color="A6A6A6" w:sz="4"/>
+              <w:bottom w:val="single" w:color="A6A6A6" w:sz="4"/>
+              <w:right w:val="single" w:color="A6A6A6" w:sz="4"/>
+            </w:tcBorders>
+            <w:shd w:fill="F7F7F7" w:color="auto" w:val="clear"/>
+            <w:tcMar>
+              <w:top w:type="dxa" w:w="50"/>
+              <w:left w:type="dxa" w:w="90"/>
+              <w:bottom w:type="dxa" w:w="50"/>
+              <w:right w:type="dxa" w:w="90"/>
+            </w:tcMar>
+          </w:tcPr>
+          <w:p>
+            <w:r>
+              <w:rPr>
+                <w:rFonts w:ascii="標楷體" w:eastAsia="標楷體" w:hAnsi="標楷體"/>
+                <w:b/>
+                <w:bCs/>
+                <w:sz w:val="22"/>
+                <w:szCs w:val="22"/>
+              </w:rPr>
+              <w:t xml:space="preserve">書：寫，V</w:t>
+            </w:r>
+          </w:p>
+        </w:tc>
+        <w:tc>
+          <w:tcPr>
+            <w:tcW w:type="dxa" w:w="6760"/>
+            <w:tcBorders>
+              <w:top w:val="single" w:color="A6A6A6" w:sz="4"/>
+              <w:left w:val="single" w:color="A6A6A6" w:sz="4"/>
+              <w:bottom w:val="single" w:color="A6A6A6" w:sz="4"/>
+              <w:right w:val="single" w:color="A6A6A6" w:sz="4"/>
+            </w:tcBorders>
+            <w:tcMar>
+              <w:top w:type="dxa" w:w="50"/>
+              <w:left w:type="dxa" w:w="90"/>
+              <w:bottom w:type="dxa" w:w="50"/>
+              <w:right w:type="dxa" w:w="90"/>
+            </w:tcMar>
+          </w:tcPr>
+          <w:p>
+            <w:r>
+              <w:rPr>
+                <w:rFonts w:ascii="標楷體" w:eastAsia="標楷體" w:hAnsi="標楷體"/>
+                <w:b w:val="false"/>
+                <w:bCs w:val="false"/>
+                <w:sz w:val="22"/>
+                <w:szCs w:val="22"/>
+              </w:rPr>
+              <w:t xml:space="preserve">夜「書」（第95課，原文）</w:t>
+            </w:r>
+          </w:p>
+          <w:p>
+            <w:r>
+              <w:rPr>
+                <w:rFonts w:ascii="標楷體" w:eastAsia="標楷體" w:hAnsi="標楷體"/>
+                <w:b w:val="false"/>
+                <w:bCs w:val="false"/>
+                <w:sz w:val="22"/>
+                <w:szCs w:val="22"/>
+              </w:rPr>
+              <w:t xml:space="preserve">云而過「書」「舉燭」（第95課，原文）</w:t>
+            </w:r>
+          </w:p>
+        </w:tc>
+      </w:tr>
+      <w:tr>
+        <w:trPr>
+          <w:cantSplit/>
+        </w:trPr>
+        <w:tc>
+          <w:tcPr>
+            <w:tcW w:type="dxa" w:w="2600"/>
+            <w:tcBorders>
+              <w:top w:val="single" w:color="A6A6A6" w:sz="4"/>
+              <w:left w:val="single" w:color="A6A6A6" w:sz="4"/>
+              <w:bottom w:val="single" w:color="A6A6A6" w:sz="4"/>
+              <w:right w:val="single" w:color="A6A6A6" w:sz="4"/>
+            </w:tcBorders>
+            <w:shd w:fill="F7F7F7" w:color="auto" w:val="clear"/>
+            <w:tcMar>
+              <w:top w:type="dxa" w:w="50"/>
+              <w:left w:type="dxa" w:w="90"/>
+              <w:bottom w:type="dxa" w:w="50"/>
+              <w:right w:type="dxa" w:w="90"/>
+            </w:tcMar>
+          </w:tcPr>
+          <w:p>
+            <w:r>
+              <w:rPr>
+                <w:rFonts w:ascii="標楷體" w:eastAsia="標楷體" w:hAnsi="標楷體"/>
+                <w:b/>
+                <w:bCs/>
+                <w:sz w:val="22"/>
+                <w:szCs w:val="22"/>
+              </w:rPr>
+              <w:t xml:space="preserve">書：書信，N</w:t>
+            </w:r>
+          </w:p>
+        </w:tc>
+        <w:tc>
+          <w:tcPr>
+            <w:tcW w:type="dxa" w:w="6760"/>
+            <w:tcBorders>
+              <w:top w:val="single" w:color="A6A6A6" w:sz="4"/>
+              <w:left w:val="single" w:color="A6A6A6" w:sz="4"/>
+              <w:bottom w:val="single" w:color="A6A6A6" w:sz="4"/>
+              <w:right w:val="single" w:color="A6A6A6" w:sz="4"/>
+            </w:tcBorders>
+            <w:tcMar>
+              <w:top w:type="dxa" w:w="50"/>
+              <w:left w:type="dxa" w:w="90"/>
+              <w:bottom w:type="dxa" w:w="50"/>
+              <w:right w:type="dxa" w:w="90"/>
+            </w:tcMar>
+          </w:tcPr>
+          <w:p>
+            <w:r>
+              <w:rPr>
+                <w:rFonts w:ascii="標楷體" w:eastAsia="標楷體" w:hAnsi="標楷體"/>
+                <w:b w:val="false"/>
+                <w:bCs w:val="false"/>
+                <w:sz w:val="22"/>
+                <w:szCs w:val="22"/>
+              </w:rPr>
+              <w:t xml:space="preserve">郢人有遺燕相國「書」者（第95課，原文）</w:t>
+            </w:r>
+          </w:p>
+          <w:p>
+            <w:r>
+              <w:rPr>
+                <w:rFonts w:ascii="標楷體" w:eastAsia="標楷體" w:hAnsi="標楷體"/>
+                <w:b w:val="false"/>
+                <w:bCs w:val="false"/>
+                <w:sz w:val="22"/>
+                <w:szCs w:val="22"/>
+              </w:rPr>
+              <w:t xml:space="preserve">燕相受「書」而說之（第95課，原文）</w:t>
+            </w:r>
+          </w:p>
+        </w:tc>
+      </w:tr>
+    </w:tbl>
+    <w:p>
+      <w:pPr>
+        <w:spacing w:after="80" w:before="80"/>
+      </w:pPr>
+      <w:r>
+        <w:rPr>
+          <w:rFonts w:ascii="標楷體" w:eastAsia="標楷體" w:hAnsi="標楷體"/>
+          <w:sz w:val="22"/>
+          <w:szCs w:val="22"/>
+        </w:rPr>
+        <w:t xml:space="preserve">「書」在「燕相受書而說之」中是名詞（書信），不是動詞，是第95課隨堂練習的易錯處。</w:t>
+      </w:r>
+    </w:p>
+    <w:p>
+      <w:pPr>
+        <w:pStyle w:val="Heading2"/>
+        <w:spacing w:after="100" w:before="240"/>
+      </w:pPr>
+      <w:r>
+        <w:rPr>
+          <w:rFonts w:ascii="標楷體" w:eastAsia="標楷體" w:hAnsi="標楷體"/>
+          <w:b/>
+          <w:bCs/>
+          <w:color w:val="385723"/>
+          <w:sz w:val="28"/>
+          <w:szCs w:val="28"/>
+        </w:rPr>
+        <w:t xml:space="preserve">十二、其他重點字義與句式</w:t>
       </w:r>
     </w:p>
     <w:tbl>
@@ -5516,7 +6656,7 @@
                 <w:sz w:val="22"/>
                 <w:szCs w:val="22"/>
               </w:rPr>
-              <w:t xml:space="preserve">伐</w:t>
+              <w:t xml:space="preserve">引</w:t>
             </w:r>
           </w:p>
         </w:tc>
@@ -5545,7 +6685,7 @@
                 <w:sz w:val="22"/>
                 <w:szCs w:val="22"/>
               </w:rPr>
-              <w:t xml:space="preserve">①自誇（不伐、矜功伐善）②征討、攻打（口誅筆伐＝用言語和文字揭發、譴責他人的罪狀）</w:t>
+              <w:t xml:space="preserve">退避（輒引車避道）</w:t>
             </w:r>
           </w:p>
         </w:tc>
@@ -5609,7 +6749,7 @@
                 <w:sz w:val="22"/>
                 <w:szCs w:val="22"/>
               </w:rPr>
-              <w:t xml:space="preserve">引</w:t>
+              <w:t xml:space="preserve">屏</w:t>
             </w:r>
           </w:p>
         </w:tc>
@@ -5638,7 +6778,7 @@
                 <w:sz w:val="22"/>
                 <w:szCs w:val="22"/>
               </w:rPr>
-              <w:t xml:space="preserve">退避（輒引車避道）</w:t>
+              <w:t xml:space="preserve">退避（異常獨屏樹下）</w:t>
             </w:r>
           </w:p>
         </w:tc>
@@ -5668,192 +6808,6 @@
                 <w:szCs w:val="22"/>
               </w:rPr>
               <w:t xml:space="preserve">第92課</w:t>
-            </w:r>
-          </w:p>
-        </w:tc>
-      </w:tr>
-      <w:tr>
-        <w:trPr>
-          <w:cantSplit/>
-        </w:trPr>
-        <w:tc>
-          <w:tcPr>
-            <w:tcW w:type="dxa" w:w="1800"/>
-            <w:tcBorders>
-              <w:top w:val="single" w:color="A6A6A6" w:sz="4"/>
-              <w:left w:val="single" w:color="A6A6A6" w:sz="4"/>
-              <w:bottom w:val="single" w:color="A6A6A6" w:sz="4"/>
-              <w:right w:val="single" w:color="A6A6A6" w:sz="4"/>
-            </w:tcBorders>
-            <w:shd w:fill="F7F7F7" w:color="auto" w:val="clear"/>
-            <w:tcMar>
-              <w:top w:type="dxa" w:w="50"/>
-              <w:left w:type="dxa" w:w="90"/>
-              <w:bottom w:type="dxa" w:w="50"/>
-              <w:right w:type="dxa" w:w="90"/>
-            </w:tcMar>
-          </w:tcPr>
-          <w:p>
-            <w:r>
-              <w:rPr>
-                <w:rFonts w:ascii="標楷體" w:eastAsia="標楷體" w:hAnsi="標楷體"/>
-                <w:b/>
-                <w:bCs/>
-                <w:sz w:val="22"/>
-                <w:szCs w:val="22"/>
-              </w:rPr>
-              <w:t xml:space="preserve">屏</w:t>
-            </w:r>
-          </w:p>
-        </w:tc>
-        <w:tc>
-          <w:tcPr>
-            <w:tcW w:type="dxa" w:w="5760"/>
-            <w:tcBorders>
-              <w:top w:val="single" w:color="A6A6A6" w:sz="4"/>
-              <w:left w:val="single" w:color="A6A6A6" w:sz="4"/>
-              <w:bottom w:val="single" w:color="A6A6A6" w:sz="4"/>
-              <w:right w:val="single" w:color="A6A6A6" w:sz="4"/>
-            </w:tcBorders>
-            <w:tcMar>
-              <w:top w:type="dxa" w:w="50"/>
-              <w:left w:type="dxa" w:w="90"/>
-              <w:bottom w:type="dxa" w:w="50"/>
-              <w:right w:type="dxa" w:w="90"/>
-            </w:tcMar>
-          </w:tcPr>
-          <w:p>
-            <w:r>
-              <w:rPr>
-                <w:rFonts w:ascii="標楷體" w:eastAsia="標楷體" w:hAnsi="標楷體"/>
-                <w:b w:val="false"/>
-                <w:bCs w:val="false"/>
-                <w:sz w:val="22"/>
-                <w:szCs w:val="22"/>
-              </w:rPr>
-              <w:t xml:space="preserve">退避（異常獨屏樹下）</w:t>
-            </w:r>
-          </w:p>
-        </w:tc>
-        <w:tc>
-          <w:tcPr>
-            <w:tcW w:type="dxa" w:w="1800"/>
-            <w:tcBorders>
-              <w:top w:val="single" w:color="A6A6A6" w:sz="4"/>
-              <w:left w:val="single" w:color="A6A6A6" w:sz="4"/>
-              <w:bottom w:val="single" w:color="A6A6A6" w:sz="4"/>
-              <w:right w:val="single" w:color="A6A6A6" w:sz="4"/>
-            </w:tcBorders>
-            <w:tcMar>
-              <w:top w:type="dxa" w:w="50"/>
-              <w:left w:type="dxa" w:w="90"/>
-              <w:bottom w:type="dxa" w:w="50"/>
-              <w:right w:type="dxa" w:w="90"/>
-            </w:tcMar>
-          </w:tcPr>
-          <w:p>
-            <w:r>
-              <w:rPr>
-                <w:rFonts w:ascii="標楷體" w:eastAsia="標楷體" w:hAnsi="標楷體"/>
-                <w:b w:val="false"/>
-                <w:bCs w:val="false"/>
-                <w:sz w:val="22"/>
-                <w:szCs w:val="22"/>
-              </w:rPr>
-              <w:t xml:space="preserve">第92課</w:t>
-            </w:r>
-          </w:p>
-        </w:tc>
-      </w:tr>
-      <w:tr>
-        <w:trPr>
-          <w:cantSplit/>
-        </w:trPr>
-        <w:tc>
-          <w:tcPr>
-            <w:tcW w:type="dxa" w:w="1800"/>
-            <w:tcBorders>
-              <w:top w:val="single" w:color="A6A6A6" w:sz="4"/>
-              <w:left w:val="single" w:color="A6A6A6" w:sz="4"/>
-              <w:bottom w:val="single" w:color="A6A6A6" w:sz="4"/>
-              <w:right w:val="single" w:color="A6A6A6" w:sz="4"/>
-            </w:tcBorders>
-            <w:shd w:fill="F7F7F7" w:color="auto" w:val="clear"/>
-            <w:tcMar>
-              <w:top w:type="dxa" w:w="50"/>
-              <w:left w:type="dxa" w:w="90"/>
-              <w:bottom w:type="dxa" w:w="50"/>
-              <w:right w:type="dxa" w:w="90"/>
-            </w:tcMar>
-          </w:tcPr>
-          <w:p>
-            <w:r>
-              <w:rPr>
-                <w:rFonts w:ascii="標楷體" w:eastAsia="標楷體" w:hAnsi="標楷體"/>
-                <w:b/>
-                <w:bCs/>
-                <w:sz w:val="22"/>
-                <w:szCs w:val="22"/>
-              </w:rPr>
-              <w:t xml:space="preserve">書</w:t>
-            </w:r>
-          </w:p>
-        </w:tc>
-        <w:tc>
-          <w:tcPr>
-            <w:tcW w:type="dxa" w:w="5760"/>
-            <w:tcBorders>
-              <w:top w:val="single" w:color="A6A6A6" w:sz="4"/>
-              <w:left w:val="single" w:color="A6A6A6" w:sz="4"/>
-              <w:bottom w:val="single" w:color="A6A6A6" w:sz="4"/>
-              <w:right w:val="single" w:color="A6A6A6" w:sz="4"/>
-            </w:tcBorders>
-            <w:tcMar>
-              <w:top w:type="dxa" w:w="50"/>
-              <w:left w:type="dxa" w:w="90"/>
-              <w:bottom w:type="dxa" w:w="50"/>
-              <w:right w:type="dxa" w:w="90"/>
-            </w:tcMar>
-          </w:tcPr>
-          <w:p>
-            <w:r>
-              <w:rPr>
-                <w:rFonts w:ascii="標楷體" w:eastAsia="標楷體" w:hAnsi="標楷體"/>
-                <w:b w:val="false"/>
-                <w:bCs w:val="false"/>
-                <w:sz w:val="22"/>
-                <w:szCs w:val="22"/>
-              </w:rPr>
-              <w:t xml:space="preserve">①寫，動詞（夜書、云而過書「舉燭」）②書信，名詞（郢人有遺燕相國書者）</w:t>
-            </w:r>
-          </w:p>
-        </w:tc>
-        <w:tc>
-          <w:tcPr>
-            <w:tcW w:type="dxa" w:w="1800"/>
-            <w:tcBorders>
-              <w:top w:val="single" w:color="A6A6A6" w:sz="4"/>
-              <w:left w:val="single" w:color="A6A6A6" w:sz="4"/>
-              <w:bottom w:val="single" w:color="A6A6A6" w:sz="4"/>
-              <w:right w:val="single" w:color="A6A6A6" w:sz="4"/>
-            </w:tcBorders>
-            <w:tcMar>
-              <w:top w:type="dxa" w:w="50"/>
-              <w:left w:type="dxa" w:w="90"/>
-              <w:bottom w:type="dxa" w:w="50"/>
-              <w:right w:type="dxa" w:w="90"/>
-            </w:tcMar>
-          </w:tcPr>
-          <w:p>
-            <w:r>
-              <w:rPr>
-                <w:rFonts w:ascii="標楷體" w:eastAsia="標楷體" w:hAnsi="標楷體"/>
-                <w:b w:val="false"/>
-                <w:bCs w:val="false"/>
-                <w:sz w:val="22"/>
-                <w:szCs w:val="22"/>
-              </w:rPr>
-              <w:t xml:space="preserve">第95課</w:t>
             </w:r>
           </w:p>
         </w:tc>
@@ -7366,7 +8320,7 @@
           <w:sz w:val="32"/>
           <w:szCs w:val="32"/>
         </w:rPr>
-        <w:t xml:space="preserve">十二、成語整理</w:t>
+        <w:t xml:space="preserve">十三、成語整理</w:t>
       </w:r>
     </w:p>
     <w:tbl>
@@ -7697,6 +8651,285 @@
                 <w:sz w:val="22"/>
                 <w:szCs w:val="22"/>
               </w:rPr>
+              <w:t xml:space="preserve">目光如炬</w:t>
+            </w:r>
+          </w:p>
+        </w:tc>
+        <w:tc>
+          <w:tcPr>
+            <w:tcW w:type="dxa" w:w="4960"/>
+            <w:tcBorders>
+              <w:top w:val="single" w:color="A6A6A6" w:sz="4"/>
+              <w:left w:val="single" w:color="A6A6A6" w:sz="4"/>
+              <w:bottom w:val="single" w:color="A6A6A6" w:sz="4"/>
+              <w:right w:val="single" w:color="A6A6A6" w:sz="4"/>
+            </w:tcBorders>
+            <w:tcMar>
+              <w:top w:type="dxa" w:w="50"/>
+              <w:left w:type="dxa" w:w="90"/>
+              <w:bottom w:type="dxa" w:w="50"/>
+              <w:right w:type="dxa" w:w="90"/>
+            </w:tcMar>
+          </w:tcPr>
+          <w:p>
+            <w:r>
+              <w:rPr>
+                <w:rFonts w:ascii="標楷體" w:eastAsia="標楷體" w:hAnsi="標楷體"/>
+                <w:b w:val="false"/>
+                <w:bCs w:val="false"/>
+                <w:sz w:val="22"/>
+                <w:szCs w:val="22"/>
+              </w:rPr>
+              <w:t xml:space="preserve">①比喻見事透徹、識見遠大②形容目光有神。</w:t>
+            </w:r>
+          </w:p>
+        </w:tc>
+        <w:tc>
+          <w:tcPr>
+            <w:tcW w:type="dxa" w:w="1800"/>
+            <w:tcBorders>
+              <w:top w:val="single" w:color="A6A6A6" w:sz="4"/>
+              <w:left w:val="single" w:color="A6A6A6" w:sz="4"/>
+              <w:bottom w:val="single" w:color="A6A6A6" w:sz="4"/>
+              <w:right w:val="single" w:color="A6A6A6" w:sz="4"/>
+            </w:tcBorders>
+            <w:tcMar>
+              <w:top w:type="dxa" w:w="50"/>
+              <w:left w:type="dxa" w:w="90"/>
+              <w:bottom w:type="dxa" w:w="50"/>
+              <w:right w:type="dxa" w:w="90"/>
+            </w:tcMar>
+          </w:tcPr>
+          <w:p>
+            <w:r>
+              <w:rPr>
+                <w:rFonts w:ascii="標楷體" w:eastAsia="標楷體" w:hAnsi="標楷體"/>
+                <w:b w:val="false"/>
+                <w:bCs w:val="false"/>
+                <w:sz w:val="22"/>
+                <w:szCs w:val="22"/>
+              </w:rPr>
+              <w:t xml:space="preserve">第91課，隨堂練習選項</w:t>
+            </w:r>
+          </w:p>
+        </w:tc>
+      </w:tr>
+      <w:tr>
+        <w:trPr>
+          <w:cantSplit/>
+        </w:trPr>
+        <w:tc>
+          <w:tcPr>
+            <w:tcW w:type="dxa" w:w="2600"/>
+            <w:tcBorders>
+              <w:top w:val="single" w:color="A6A6A6" w:sz="4"/>
+              <w:left w:val="single" w:color="A6A6A6" w:sz="4"/>
+              <w:bottom w:val="single" w:color="A6A6A6" w:sz="4"/>
+              <w:right w:val="single" w:color="A6A6A6" w:sz="4"/>
+            </w:tcBorders>
+            <w:shd w:fill="F7F7F7" w:color="auto" w:val="clear"/>
+            <w:tcMar>
+              <w:top w:type="dxa" w:w="50"/>
+              <w:left w:type="dxa" w:w="90"/>
+              <w:bottom w:type="dxa" w:w="50"/>
+              <w:right w:type="dxa" w:w="90"/>
+            </w:tcMar>
+          </w:tcPr>
+          <w:p>
+            <w:r>
+              <w:rPr>
+                <w:rFonts w:ascii="標楷體" w:eastAsia="標楷體" w:hAnsi="標楷體"/>
+                <w:b/>
+                <w:bCs/>
+                <w:sz w:val="22"/>
+                <w:szCs w:val="22"/>
+              </w:rPr>
+              <w:t xml:space="preserve">高瞻遠矚</w:t>
+            </w:r>
+          </w:p>
+        </w:tc>
+        <w:tc>
+          <w:tcPr>
+            <w:tcW w:type="dxa" w:w="4960"/>
+            <w:tcBorders>
+              <w:top w:val="single" w:color="A6A6A6" w:sz="4"/>
+              <w:left w:val="single" w:color="A6A6A6" w:sz="4"/>
+              <w:bottom w:val="single" w:color="A6A6A6" w:sz="4"/>
+              <w:right w:val="single" w:color="A6A6A6" w:sz="4"/>
+            </w:tcBorders>
+            <w:tcMar>
+              <w:top w:type="dxa" w:w="50"/>
+              <w:left w:type="dxa" w:w="90"/>
+              <w:bottom w:type="dxa" w:w="50"/>
+              <w:right w:type="dxa" w:w="90"/>
+            </w:tcMar>
+          </w:tcPr>
+          <w:p>
+            <w:r>
+              <w:rPr>
+                <w:rFonts w:ascii="標楷體" w:eastAsia="標楷體" w:hAnsi="標楷體"/>
+                <w:b w:val="false"/>
+                <w:bCs w:val="false"/>
+                <w:sz w:val="22"/>
+                <w:szCs w:val="22"/>
+              </w:rPr>
+              <w:t xml:space="preserve">站得高，看得遠；形容見識遠大。</w:t>
+            </w:r>
+          </w:p>
+        </w:tc>
+        <w:tc>
+          <w:tcPr>
+            <w:tcW w:type="dxa" w:w="1800"/>
+            <w:tcBorders>
+              <w:top w:val="single" w:color="A6A6A6" w:sz="4"/>
+              <w:left w:val="single" w:color="A6A6A6" w:sz="4"/>
+              <w:bottom w:val="single" w:color="A6A6A6" w:sz="4"/>
+              <w:right w:val="single" w:color="A6A6A6" w:sz="4"/>
+            </w:tcBorders>
+            <w:tcMar>
+              <w:top w:type="dxa" w:w="50"/>
+              <w:left w:type="dxa" w:w="90"/>
+              <w:bottom w:type="dxa" w:w="50"/>
+              <w:right w:type="dxa" w:w="90"/>
+            </w:tcMar>
+          </w:tcPr>
+          <w:p>
+            <w:r>
+              <w:rPr>
+                <w:rFonts w:ascii="標楷體" w:eastAsia="標楷體" w:hAnsi="標楷體"/>
+                <w:b w:val="false"/>
+                <w:bCs w:val="false"/>
+                <w:sz w:val="22"/>
+                <w:szCs w:val="22"/>
+              </w:rPr>
+              <w:t xml:space="preserve">第91課，隨堂練習選項</w:t>
+            </w:r>
+          </w:p>
+        </w:tc>
+      </w:tr>
+      <w:tr>
+        <w:trPr>
+          <w:cantSplit/>
+        </w:trPr>
+        <w:tc>
+          <w:tcPr>
+            <w:tcW w:type="dxa" w:w="2600"/>
+            <w:tcBorders>
+              <w:top w:val="single" w:color="A6A6A6" w:sz="4"/>
+              <w:left w:val="single" w:color="A6A6A6" w:sz="4"/>
+              <w:bottom w:val="single" w:color="A6A6A6" w:sz="4"/>
+              <w:right w:val="single" w:color="A6A6A6" w:sz="4"/>
+            </w:tcBorders>
+            <w:shd w:fill="F7F7F7" w:color="auto" w:val="clear"/>
+            <w:tcMar>
+              <w:top w:type="dxa" w:w="50"/>
+              <w:left w:type="dxa" w:w="90"/>
+              <w:bottom w:type="dxa" w:w="50"/>
+              <w:right w:type="dxa" w:w="90"/>
+            </w:tcMar>
+          </w:tcPr>
+          <w:p>
+            <w:r>
+              <w:rPr>
+                <w:rFonts w:ascii="標楷體" w:eastAsia="標楷體" w:hAnsi="標楷體"/>
+                <w:b/>
+                <w:bCs/>
+                <w:sz w:val="22"/>
+                <w:szCs w:val="22"/>
+              </w:rPr>
+              <w:t xml:space="preserve">未雨綢繆</w:t>
+            </w:r>
+          </w:p>
+        </w:tc>
+        <w:tc>
+          <w:tcPr>
+            <w:tcW w:type="dxa" w:w="4960"/>
+            <w:tcBorders>
+              <w:top w:val="single" w:color="A6A6A6" w:sz="4"/>
+              <w:left w:val="single" w:color="A6A6A6" w:sz="4"/>
+              <w:bottom w:val="single" w:color="A6A6A6" w:sz="4"/>
+              <w:right w:val="single" w:color="A6A6A6" w:sz="4"/>
+            </w:tcBorders>
+            <w:tcMar>
+              <w:top w:type="dxa" w:w="50"/>
+              <w:left w:type="dxa" w:w="90"/>
+              <w:bottom w:type="dxa" w:w="50"/>
+              <w:right w:type="dxa" w:w="90"/>
+            </w:tcMar>
+          </w:tcPr>
+          <w:p>
+            <w:r>
+              <w:rPr>
+                <w:rFonts w:ascii="標楷體" w:eastAsia="標楷體" w:hAnsi="標楷體"/>
+                <w:b w:val="false"/>
+                <w:bCs w:val="false"/>
+                <w:sz w:val="22"/>
+                <w:szCs w:val="22"/>
+              </w:rPr>
+              <w:t xml:space="preserve">比喻事先預備，防患未然。</w:t>
+            </w:r>
+          </w:p>
+        </w:tc>
+        <w:tc>
+          <w:tcPr>
+            <w:tcW w:type="dxa" w:w="1800"/>
+            <w:tcBorders>
+              <w:top w:val="single" w:color="A6A6A6" w:sz="4"/>
+              <w:left w:val="single" w:color="A6A6A6" w:sz="4"/>
+              <w:bottom w:val="single" w:color="A6A6A6" w:sz="4"/>
+              <w:right w:val="single" w:color="A6A6A6" w:sz="4"/>
+            </w:tcBorders>
+            <w:tcMar>
+              <w:top w:type="dxa" w:w="50"/>
+              <w:left w:type="dxa" w:w="90"/>
+              <w:bottom w:type="dxa" w:w="50"/>
+              <w:right w:type="dxa" w:w="90"/>
+            </w:tcMar>
+          </w:tcPr>
+          <w:p>
+            <w:r>
+              <w:rPr>
+                <w:rFonts w:ascii="標楷體" w:eastAsia="標楷體" w:hAnsi="標楷體"/>
+                <w:b w:val="false"/>
+                <w:bCs w:val="false"/>
+                <w:sz w:val="22"/>
+                <w:szCs w:val="22"/>
+              </w:rPr>
+              <w:t xml:space="preserve">第91課，隨堂練習選項</w:t>
+            </w:r>
+          </w:p>
+        </w:tc>
+      </w:tr>
+      <w:tr>
+        <w:trPr>
+          <w:cantSplit/>
+        </w:trPr>
+        <w:tc>
+          <w:tcPr>
+            <w:tcW w:type="dxa" w:w="2600"/>
+            <w:tcBorders>
+              <w:top w:val="single" w:color="A6A6A6" w:sz="4"/>
+              <w:left w:val="single" w:color="A6A6A6" w:sz="4"/>
+              <w:bottom w:val="single" w:color="A6A6A6" w:sz="4"/>
+              <w:right w:val="single" w:color="A6A6A6" w:sz="4"/>
+            </w:tcBorders>
+            <w:shd w:fill="F7F7F7" w:color="auto" w:val="clear"/>
+            <w:tcMar>
+              <w:top w:type="dxa" w:w="50"/>
+              <w:left w:type="dxa" w:w="90"/>
+              <w:bottom w:type="dxa" w:w="50"/>
+              <w:right w:type="dxa" w:w="90"/>
+            </w:tcMar>
+          </w:tcPr>
+          <w:p>
+            <w:r>
+              <w:rPr>
+                <w:rFonts w:ascii="標楷體" w:eastAsia="標楷體" w:hAnsi="標楷體"/>
+                <w:b/>
+                <w:bCs/>
+                <w:sz w:val="22"/>
+                <w:szCs w:val="22"/>
+              </w:rPr>
               <w:t xml:space="preserve">動輒得咎</w:t>
             </w:r>
           </w:p>
@@ -10477,7 +11710,7 @@
           <w:sz w:val="32"/>
           <w:szCs w:val="32"/>
         </w:rPr>
-        <w:t xml:space="preserve">十三、各課重點</w:t>
+        <w:t xml:space="preserve">十四、各課重點</w:t>
       </w:r>
     </w:p>
     <w:p>

--- a/古文今讀91-100.docx
+++ b/古文今讀91-100.docx
@@ -5726,7 +5726,19 @@
                 <w:sz w:val="22"/>
                 <w:szCs w:val="22"/>
               </w:rPr>
-              <w:t xml:space="preserve">飛禽「走」獸（課本補充）</w:t>
+              <w:t xml:space="preserve">飛禽「走」獸（第93課，隨堂練習）</w:t>
+            </w:r>
+          </w:p>
+          <w:p>
+            <w:r>
+              <w:rPr>
+                <w:rFonts w:ascii="標楷體" w:eastAsia="標楷體" w:hAnsi="標楷體"/>
+                <w:b w:val="false"/>
+                <w:bCs w:val="false"/>
+                <w:sz w:val="22"/>
+                <w:szCs w:val="22"/>
+              </w:rPr>
+              <w:t xml:space="preserve">行屍「走」肉（第93課，隨堂練習）</w:t>
             </w:r>
           </w:p>
         </w:tc>
@@ -5790,7 +5802,7 @@
                 <w:sz w:val="22"/>
                 <w:szCs w:val="22"/>
               </w:rPr>
-              <w:t xml:space="preserve">販夫「走」卒（課本補充）</w:t>
+              <w:t xml:space="preserve">販夫「走」卒（第93課，隨堂練習）</w:t>
             </w:r>
           </w:p>
         </w:tc>
@@ -5930,7 +5942,7 @@
                 <w:sz w:val="22"/>
                 <w:szCs w:val="22"/>
               </w:rPr>
-              <w:t xml:space="preserve">討「伐」（課本補充）</w:t>
+              <w:t xml:space="preserve">大張撻「伐」（第92課，隨堂練習）</w:t>
             </w:r>
           </w:p>
           <w:p>
@@ -6073,6 +6085,18 @@
               <w:t xml:space="preserve">豈不白「折」了也（第91課，原文）</w:t>
             </w:r>
           </w:p>
+          <w:p>
+            <w:r>
+              <w:rPr>
+                <w:rFonts w:ascii="標楷體" w:eastAsia="標楷體" w:hAnsi="標楷體"/>
+                <w:b w:val="false"/>
+                <w:bCs w:val="false"/>
+                <w:sz w:val="22"/>
+                <w:szCs w:val="22"/>
+              </w:rPr>
+              <w:t xml:space="preserve">賠了夫人又「折」兵（第91課，隨堂練習）</w:t>
+            </w:r>
+          </w:p>
         </w:tc>
       </w:tr>
       <w:tr>
@@ -6137,6 +6161,18 @@
               <w:t xml:space="preserve">不為五斗米「折」腰（第91課，隨堂練習）</w:t>
             </w:r>
           </w:p>
+          <w:p>
+            <w:r>
+              <w:rPr>
+                <w:rFonts w:ascii="標楷體" w:eastAsia="標楷體" w:hAnsi="標楷體"/>
+                <w:b w:val="false"/>
+                <w:bCs w:val="false"/>
+                <w:sz w:val="22"/>
+                <w:szCs w:val="22"/>
+              </w:rPr>
+              <w:t xml:space="preserve">曲「折」離奇（第91課，隨堂練習）</w:t>
+            </w:r>
+          </w:p>
         </w:tc>
       </w:tr>
       <w:tr>
@@ -6169,7 +6205,7 @@
                 <w:sz w:val="22"/>
                 <w:szCs w:val="22"/>
               </w:rPr>
-              <w:t xml:space="preserve">折：彎曲，形</w:t>
+              <w:t xml:space="preserve">折：挫敗、難關，N</w:t>
             </w:r>
           </w:p>
         </w:tc>
@@ -6198,135 +6234,7 @@
                 <w:sz w:val="22"/>
                 <w:szCs w:val="22"/>
               </w:rPr>
-              <w:t xml:space="preserve">曲「折」（第91課，隨堂練習）</w:t>
-            </w:r>
-          </w:p>
-        </w:tc>
-      </w:tr>
-      <w:tr>
-        <w:trPr>
-          <w:cantSplit/>
-        </w:trPr>
-        <w:tc>
-          <w:tcPr>
-            <w:tcW w:type="dxa" w:w="2600"/>
-            <w:tcBorders>
-              <w:top w:val="single" w:color="A6A6A6" w:sz="4"/>
-              <w:left w:val="single" w:color="A6A6A6" w:sz="4"/>
-              <w:bottom w:val="single" w:color="A6A6A6" w:sz="4"/>
-              <w:right w:val="single" w:color="A6A6A6" w:sz="4"/>
-            </w:tcBorders>
-            <w:shd w:fill="F7F7F7" w:color="auto" w:val="clear"/>
-            <w:tcMar>
-              <w:top w:type="dxa" w:w="50"/>
-              <w:left w:type="dxa" w:w="90"/>
-              <w:bottom w:type="dxa" w:w="50"/>
-              <w:right w:type="dxa" w:w="90"/>
-            </w:tcMar>
-          </w:tcPr>
-          <w:p>
-            <w:r>
-              <w:rPr>
-                <w:rFonts w:ascii="標楷體" w:eastAsia="標楷體" w:hAnsi="標楷體"/>
-                <w:b/>
-                <w:bCs/>
-                <w:sz w:val="22"/>
-                <w:szCs w:val="22"/>
-              </w:rPr>
-              <w:t xml:space="preserve">折：挫敗、難關，N</w:t>
-            </w:r>
-          </w:p>
-        </w:tc>
-        <w:tc>
-          <w:tcPr>
-            <w:tcW w:type="dxa" w:w="6760"/>
-            <w:tcBorders>
-              <w:top w:val="single" w:color="A6A6A6" w:sz="4"/>
-              <w:left w:val="single" w:color="A6A6A6" w:sz="4"/>
-              <w:bottom w:val="single" w:color="A6A6A6" w:sz="4"/>
-              <w:right w:val="single" w:color="A6A6A6" w:sz="4"/>
-            </w:tcBorders>
-            <w:tcMar>
-              <w:top w:type="dxa" w:w="50"/>
-              <w:left w:type="dxa" w:w="90"/>
-              <w:bottom w:type="dxa" w:w="50"/>
-              <w:right w:type="dxa" w:w="90"/>
-            </w:tcMar>
-          </w:tcPr>
-          <w:p>
-            <w:r>
-              <w:rPr>
-                <w:rFonts w:ascii="標楷體" w:eastAsia="標楷體" w:hAnsi="標楷體"/>
-                <w:b w:val="false"/>
-                <w:bCs w:val="false"/>
-                <w:sz w:val="22"/>
-                <w:szCs w:val="22"/>
-              </w:rPr>
-              <w:t xml:space="preserve">挫「折」（第91課，隨堂練習）</w:t>
-            </w:r>
-          </w:p>
-        </w:tc>
-      </w:tr>
-      <w:tr>
-        <w:trPr>
-          <w:cantSplit/>
-        </w:trPr>
-        <w:tc>
-          <w:tcPr>
-            <w:tcW w:type="dxa" w:w="2600"/>
-            <w:tcBorders>
-              <w:top w:val="single" w:color="A6A6A6" w:sz="4"/>
-              <w:left w:val="single" w:color="A6A6A6" w:sz="4"/>
-              <w:bottom w:val="single" w:color="A6A6A6" w:sz="4"/>
-              <w:right w:val="single" w:color="A6A6A6" w:sz="4"/>
-            </w:tcBorders>
-            <w:shd w:fill="F7F7F7" w:color="auto" w:val="clear"/>
-            <w:tcMar>
-              <w:top w:type="dxa" w:w="50"/>
-              <w:left w:type="dxa" w:w="90"/>
-              <w:bottom w:type="dxa" w:w="50"/>
-              <w:right w:type="dxa" w:w="90"/>
-            </w:tcMar>
-          </w:tcPr>
-          <w:p>
-            <w:r>
-              <w:rPr>
-                <w:rFonts w:ascii="標楷體" w:eastAsia="標楷體" w:hAnsi="標楷體"/>
-                <w:b/>
-                <w:bCs/>
-                <w:sz w:val="22"/>
-                <w:szCs w:val="22"/>
-              </w:rPr>
-              <w:t xml:space="preserve">折：意志剛強，雖受盡挫折，仍能堅持不變（百折不撓）</w:t>
-            </w:r>
-          </w:p>
-        </w:tc>
-        <w:tc>
-          <w:tcPr>
-            <w:tcW w:type="dxa" w:w="6760"/>
-            <w:tcBorders>
-              <w:top w:val="single" w:color="A6A6A6" w:sz="4"/>
-              <w:left w:val="single" w:color="A6A6A6" w:sz="4"/>
-              <w:bottom w:val="single" w:color="A6A6A6" w:sz="4"/>
-              <w:right w:val="single" w:color="A6A6A6" w:sz="4"/>
-            </w:tcBorders>
-            <w:tcMar>
-              <w:top w:type="dxa" w:w="50"/>
-              <w:left w:type="dxa" w:w="90"/>
-              <w:bottom w:type="dxa" w:w="50"/>
-              <w:right w:type="dxa" w:w="90"/>
-            </w:tcMar>
-          </w:tcPr>
-          <w:p>
-            <w:r>
-              <w:rPr>
-                <w:rFonts w:ascii="標楷體" w:eastAsia="標楷體" w:hAnsi="標楷體"/>
-                <w:b w:val="false"/>
-                <w:bCs w:val="false"/>
-                <w:sz w:val="22"/>
-                <w:szCs w:val="22"/>
-              </w:rPr>
-              <w:t xml:space="preserve">百「折」不撓（第91課，隨堂練習）</w:t>
+              <w:t xml:space="preserve">百「折」不撓（意志剛強，雖受盡挫折，仍能堅持不變，奮鬥到底）（第91課，隨堂練習）</w:t>
             </w:r>
           </w:p>
         </w:tc>
@@ -7366,6 +7274,99 @@
                 <w:szCs w:val="22"/>
               </w:rPr>
               <w:t xml:space="preserve">第97課</w:t>
+            </w:r>
+          </w:p>
+        </w:tc>
+      </w:tr>
+      <w:tr>
+        <w:trPr>
+          <w:cantSplit/>
+        </w:trPr>
+        <w:tc>
+          <w:tcPr>
+            <w:tcW w:type="dxa" w:w="1800"/>
+            <w:tcBorders>
+              <w:top w:val="single" w:color="A6A6A6" w:sz="4"/>
+              <w:left w:val="single" w:color="A6A6A6" w:sz="4"/>
+              <w:bottom w:val="single" w:color="A6A6A6" w:sz="4"/>
+              <w:right w:val="single" w:color="A6A6A6" w:sz="4"/>
+            </w:tcBorders>
+            <w:shd w:fill="F7F7F7" w:color="auto" w:val="clear"/>
+            <w:tcMar>
+              <w:top w:type="dxa" w:w="50"/>
+              <w:left w:type="dxa" w:w="90"/>
+              <w:bottom w:type="dxa" w:w="50"/>
+              <w:right w:type="dxa" w:w="90"/>
+            </w:tcMar>
+          </w:tcPr>
+          <w:p>
+            <w:r>
+              <w:rPr>
+                <w:rFonts w:ascii="標楷體" w:eastAsia="標楷體" w:hAnsi="標楷體"/>
+                <w:b/>
+                <w:bCs/>
+                <w:sz w:val="22"/>
+                <w:szCs w:val="22"/>
+              </w:rPr>
+              <w:t xml:space="preserve">以</w:t>
+            </w:r>
+          </w:p>
+        </w:tc>
+        <w:tc>
+          <w:tcPr>
+            <w:tcW w:type="dxa" w:w="5760"/>
+            <w:tcBorders>
+              <w:top w:val="single" w:color="A6A6A6" w:sz="4"/>
+              <w:left w:val="single" w:color="A6A6A6" w:sz="4"/>
+              <w:bottom w:val="single" w:color="A6A6A6" w:sz="4"/>
+              <w:right w:val="single" w:color="A6A6A6" w:sz="4"/>
+            </w:tcBorders>
+            <w:tcMar>
+              <w:top w:type="dxa" w:w="50"/>
+              <w:left w:type="dxa" w:w="90"/>
+              <w:bottom w:type="dxa" w:w="50"/>
+              <w:right w:type="dxa" w:w="90"/>
+            </w:tcMar>
+          </w:tcPr>
+          <w:p>
+            <w:r>
+              <w:rPr>
+                <w:rFonts w:ascii="標楷體" w:eastAsia="標楷體" w:hAnsi="標楷體"/>
+                <w:b w:val="false"/>
+                <w:bCs w:val="false"/>
+                <w:sz w:val="22"/>
+                <w:szCs w:val="22"/>
+              </w:rPr>
+              <w:t xml:space="preserve">用（以其人之道，還治其人之身）</w:t>
+            </w:r>
+          </w:p>
+        </w:tc>
+        <w:tc>
+          <w:tcPr>
+            <w:tcW w:type="dxa" w:w="1800"/>
+            <w:tcBorders>
+              <w:top w:val="single" w:color="A6A6A6" w:sz="4"/>
+              <w:left w:val="single" w:color="A6A6A6" w:sz="4"/>
+              <w:bottom w:val="single" w:color="A6A6A6" w:sz="4"/>
+              <w:right w:val="single" w:color="A6A6A6" w:sz="4"/>
+            </w:tcBorders>
+            <w:tcMar>
+              <w:top w:type="dxa" w:w="50"/>
+              <w:left w:type="dxa" w:w="90"/>
+              <w:bottom w:type="dxa" w:w="50"/>
+              <w:right w:type="dxa" w:w="90"/>
+            </w:tcMar>
+          </w:tcPr>
+          <w:p>
+            <w:r>
+              <w:rPr>
+                <w:rFonts w:ascii="標楷體" w:eastAsia="標楷體" w:hAnsi="標楷體"/>
+                <w:b w:val="false"/>
+                <w:bCs w:val="false"/>
+                <w:sz w:val="22"/>
+                <w:szCs w:val="22"/>
+              </w:rPr>
+              <w:t xml:space="preserve">第98課</w:t>
             </w:r>
           </w:p>
         </w:tc>

--- a/古文今讀91-100.docx
+++ b/古文今讀91-100.docx
@@ -29,7 +29,7 @@
           <w:sz w:val="24"/>
           <w:szCs w:val="24"/>
         </w:rPr>
-        <w:t xml:space="preserve">整理：輒、假、然、故、撒撤散、差、為、走伐折書、悉舉竟、人稱代詞，與狐假虎威、郢書燕說、食古不化等成語</w:t>
+        <w:t xml:space="preserve">整理：輒、假、然、故、撒撤散、差、為、走、伐、折、書、悉舉竟、人稱代詞，與狐假虎威、郢書燕說、食古不化等成語</w:t>
       </w:r>
     </w:p>
     <w:p>
@@ -5483,7 +5483,7 @@
           <w:sz w:val="28"/>
           <w:szCs w:val="28"/>
         </w:rPr>
-        <w:t xml:space="preserve">十一、走、伐、折、書　字義與詞性（第91、92、93、95課）</w:t>
+        <w:t xml:space="preserve">十一、走　字義與詞性（第93、98課）</w:t>
       </w:r>
     </w:p>
     <w:tbl>
@@ -5807,604 +5807,7 @@
           </w:p>
         </w:tc>
       </w:tr>
-      <w:tr>
-        <w:trPr>
-          <w:cantSplit/>
-        </w:trPr>
-        <w:tc>
-          <w:tcPr>
-            <w:tcW w:type="dxa" w:w="2600"/>
-            <w:tcBorders>
-              <w:top w:val="single" w:color="A6A6A6" w:sz="4"/>
-              <w:left w:val="single" w:color="A6A6A6" w:sz="4"/>
-              <w:bottom w:val="single" w:color="A6A6A6" w:sz="4"/>
-              <w:right w:val="single" w:color="A6A6A6" w:sz="4"/>
-            </w:tcBorders>
-            <w:shd w:fill="F7F7F7" w:color="auto" w:val="clear"/>
-            <w:tcMar>
-              <w:top w:type="dxa" w:w="50"/>
-              <w:left w:type="dxa" w:w="90"/>
-              <w:bottom w:type="dxa" w:w="50"/>
-              <w:right w:type="dxa" w:w="90"/>
-            </w:tcMar>
-          </w:tcPr>
-          <w:p>
-            <w:r>
-              <w:rPr>
-                <w:rFonts w:ascii="標楷體" w:eastAsia="標楷體" w:hAnsi="標楷體"/>
-                <w:b/>
-                <w:bCs/>
-                <w:sz w:val="22"/>
-                <w:szCs w:val="22"/>
-              </w:rPr>
-              <w:t xml:space="preserve">伐：自誇，V</w:t>
-            </w:r>
-          </w:p>
-        </w:tc>
-        <w:tc>
-          <w:tcPr>
-            <w:tcW w:type="dxa" w:w="6760"/>
-            <w:tcBorders>
-              <w:top w:val="single" w:color="A6A6A6" w:sz="4"/>
-              <w:left w:val="single" w:color="A6A6A6" w:sz="4"/>
-              <w:bottom w:val="single" w:color="A6A6A6" w:sz="4"/>
-              <w:right w:val="single" w:color="A6A6A6" w:sz="4"/>
-            </w:tcBorders>
-            <w:tcMar>
-              <w:top w:type="dxa" w:w="50"/>
-              <w:left w:type="dxa" w:w="90"/>
-              <w:bottom w:type="dxa" w:w="50"/>
-              <w:right w:type="dxa" w:w="90"/>
-            </w:tcMar>
-          </w:tcPr>
-          <w:p>
-            <w:r>
-              <w:rPr>
-                <w:rFonts w:ascii="標楷體" w:eastAsia="標楷體" w:hAnsi="標楷體"/>
-                <w:b w:val="false"/>
-                <w:bCs w:val="false"/>
-                <w:sz w:val="22"/>
-                <w:szCs w:val="22"/>
-              </w:rPr>
-              <w:t xml:space="preserve">矜功「伐」善（第92課，原文）</w:t>
-            </w:r>
-          </w:p>
-          <w:p>
-            <w:r>
-              <w:rPr>
-                <w:rFonts w:ascii="標楷體" w:eastAsia="標楷體" w:hAnsi="標楷體"/>
-                <w:b w:val="false"/>
-                <w:bCs w:val="false"/>
-                <w:sz w:val="22"/>
-                <w:szCs w:val="22"/>
-              </w:rPr>
-              <w:t xml:space="preserve">謙退不「伐」（第92課，原文）</w:t>
-            </w:r>
-          </w:p>
-        </w:tc>
-      </w:tr>
-      <w:tr>
-        <w:trPr>
-          <w:cantSplit/>
-        </w:trPr>
-        <w:tc>
-          <w:tcPr>
-            <w:tcW w:type="dxa" w:w="2600"/>
-            <w:tcBorders>
-              <w:top w:val="single" w:color="A6A6A6" w:sz="4"/>
-              <w:left w:val="single" w:color="A6A6A6" w:sz="4"/>
-              <w:bottom w:val="single" w:color="A6A6A6" w:sz="4"/>
-              <w:right w:val="single" w:color="A6A6A6" w:sz="4"/>
-            </w:tcBorders>
-            <w:shd w:fill="F7F7F7" w:color="auto" w:val="clear"/>
-            <w:tcMar>
-              <w:top w:type="dxa" w:w="50"/>
-              <w:left w:type="dxa" w:w="90"/>
-              <w:bottom w:type="dxa" w:w="50"/>
-              <w:right w:type="dxa" w:w="90"/>
-            </w:tcMar>
-          </w:tcPr>
-          <w:p>
-            <w:r>
-              <w:rPr>
-                <w:rFonts w:ascii="標楷體" w:eastAsia="標楷體" w:hAnsi="標楷體"/>
-                <w:b/>
-                <w:bCs/>
-                <w:sz w:val="22"/>
-                <w:szCs w:val="22"/>
-              </w:rPr>
-              <w:t xml:space="preserve">伐：征討、攻打，V</w:t>
-            </w:r>
-          </w:p>
-        </w:tc>
-        <w:tc>
-          <w:tcPr>
-            <w:tcW w:type="dxa" w:w="6760"/>
-            <w:tcBorders>
-              <w:top w:val="single" w:color="A6A6A6" w:sz="4"/>
-              <w:left w:val="single" w:color="A6A6A6" w:sz="4"/>
-              <w:bottom w:val="single" w:color="A6A6A6" w:sz="4"/>
-              <w:right w:val="single" w:color="A6A6A6" w:sz="4"/>
-            </w:tcBorders>
-            <w:tcMar>
-              <w:top w:type="dxa" w:w="50"/>
-              <w:left w:type="dxa" w:w="90"/>
-              <w:bottom w:type="dxa" w:w="50"/>
-              <w:right w:type="dxa" w:w="90"/>
-            </w:tcMar>
-          </w:tcPr>
-          <w:p>
-            <w:r>
-              <w:rPr>
-                <w:rFonts w:ascii="標楷體" w:eastAsia="標楷體" w:hAnsi="標楷體"/>
-                <w:b w:val="false"/>
-                <w:bCs w:val="false"/>
-                <w:sz w:val="22"/>
-                <w:szCs w:val="22"/>
-              </w:rPr>
-              <w:t xml:space="preserve">大張撻「伐」（第92課，隨堂練習）</w:t>
-            </w:r>
-          </w:p>
-          <w:p>
-            <w:r>
-              <w:rPr>
-                <w:rFonts w:ascii="標楷體" w:eastAsia="標楷體" w:hAnsi="標楷體"/>
-                <w:b w:val="false"/>
-                <w:bCs w:val="false"/>
-                <w:sz w:val="22"/>
-                <w:szCs w:val="22"/>
-              </w:rPr>
-              <w:t xml:space="preserve">口誅筆「伐」（用言語和文字揭發、譴責他人的罪狀）（第92課，隨堂練習）</w:t>
-            </w:r>
-          </w:p>
-        </w:tc>
-      </w:tr>
-      <w:tr>
-        <w:trPr>
-          <w:cantSplit/>
-        </w:trPr>
-        <w:tc>
-          <w:tcPr>
-            <w:tcW w:type="dxa" w:w="2600"/>
-            <w:tcBorders>
-              <w:top w:val="single" w:color="A6A6A6" w:sz="4"/>
-              <w:left w:val="single" w:color="A6A6A6" w:sz="4"/>
-              <w:bottom w:val="single" w:color="A6A6A6" w:sz="4"/>
-              <w:right w:val="single" w:color="A6A6A6" w:sz="4"/>
-            </w:tcBorders>
-            <w:shd w:fill="F7F7F7" w:color="auto" w:val="clear"/>
-            <w:tcMar>
-              <w:top w:type="dxa" w:w="50"/>
-              <w:left w:type="dxa" w:w="90"/>
-              <w:bottom w:type="dxa" w:w="50"/>
-              <w:right w:type="dxa" w:w="90"/>
-            </w:tcMar>
-          </w:tcPr>
-          <w:p>
-            <w:r>
-              <w:rPr>
-                <w:rFonts w:ascii="標楷體" w:eastAsia="標楷體" w:hAnsi="標楷體"/>
-                <w:b/>
-                <w:bCs/>
-                <w:sz w:val="22"/>
-                <w:szCs w:val="22"/>
-              </w:rPr>
-              <w:t xml:space="preserve">伐：砍，V</w:t>
-            </w:r>
-          </w:p>
-        </w:tc>
-        <w:tc>
-          <w:tcPr>
-            <w:tcW w:type="dxa" w:w="6760"/>
-            <w:tcBorders>
-              <w:top w:val="single" w:color="A6A6A6" w:sz="4"/>
-              <w:left w:val="single" w:color="A6A6A6" w:sz="4"/>
-              <w:bottom w:val="single" w:color="A6A6A6" w:sz="4"/>
-              <w:right w:val="single" w:color="A6A6A6" w:sz="4"/>
-            </w:tcBorders>
-            <w:tcMar>
-              <w:top w:type="dxa" w:w="50"/>
-              <w:left w:type="dxa" w:w="90"/>
-              <w:bottom w:type="dxa" w:w="50"/>
-              <w:right w:type="dxa" w:w="90"/>
-            </w:tcMar>
-          </w:tcPr>
-          <w:p>
-            <w:r>
-              <w:rPr>
-                <w:rFonts w:ascii="標楷體" w:eastAsia="標楷體" w:hAnsi="標楷體"/>
-                <w:b w:val="false"/>
-                <w:bCs w:val="false"/>
-                <w:sz w:val="22"/>
-                <w:szCs w:val="22"/>
-              </w:rPr>
-              <w:t xml:space="preserve">濫墾濫「伐」（第92課，隨堂練習）</w:t>
-            </w:r>
-          </w:p>
-        </w:tc>
-      </w:tr>
-      <w:tr>
-        <w:trPr>
-          <w:cantSplit/>
-        </w:trPr>
-        <w:tc>
-          <w:tcPr>
-            <w:tcW w:type="dxa" w:w="2600"/>
-            <w:tcBorders>
-              <w:top w:val="single" w:color="A6A6A6" w:sz="4"/>
-              <w:left w:val="single" w:color="A6A6A6" w:sz="4"/>
-              <w:bottom w:val="single" w:color="A6A6A6" w:sz="4"/>
-              <w:right w:val="single" w:color="A6A6A6" w:sz="4"/>
-            </w:tcBorders>
-            <w:shd w:fill="F7F7F7" w:color="auto" w:val="clear"/>
-            <w:tcMar>
-              <w:top w:type="dxa" w:w="50"/>
-              <w:left w:type="dxa" w:w="90"/>
-              <w:bottom w:type="dxa" w:w="50"/>
-              <w:right w:type="dxa" w:w="90"/>
-            </w:tcMar>
-          </w:tcPr>
-          <w:p>
-            <w:r>
-              <w:rPr>
-                <w:rFonts w:ascii="標楷體" w:eastAsia="標楷體" w:hAnsi="標楷體"/>
-                <w:b/>
-                <w:bCs/>
-                <w:sz w:val="22"/>
-                <w:szCs w:val="22"/>
-              </w:rPr>
-              <w:t xml:space="preserve">折：損失、喪失，V</w:t>
-            </w:r>
-          </w:p>
-        </w:tc>
-        <w:tc>
-          <w:tcPr>
-            <w:tcW w:type="dxa" w:w="6760"/>
-            <w:tcBorders>
-              <w:top w:val="single" w:color="A6A6A6" w:sz="4"/>
-              <w:left w:val="single" w:color="A6A6A6" w:sz="4"/>
-              <w:bottom w:val="single" w:color="A6A6A6" w:sz="4"/>
-              <w:right w:val="single" w:color="A6A6A6" w:sz="4"/>
-            </w:tcBorders>
-            <w:tcMar>
-              <w:top w:type="dxa" w:w="50"/>
-              <w:left w:type="dxa" w:w="90"/>
-              <w:bottom w:type="dxa" w:w="50"/>
-              <w:right w:type="dxa" w:w="90"/>
-            </w:tcMar>
-          </w:tcPr>
-          <w:p>
-            <w:r>
-              <w:rPr>
-                <w:rFonts w:ascii="標楷體" w:eastAsia="標楷體" w:hAnsi="標楷體"/>
-                <w:b w:val="false"/>
-                <w:bCs w:val="false"/>
-                <w:sz w:val="22"/>
-                <w:szCs w:val="22"/>
-              </w:rPr>
-              <w:t xml:space="preserve">豈不白「折」了也（第91課，原文）</w:t>
-            </w:r>
-          </w:p>
-          <w:p>
-            <w:r>
-              <w:rPr>
-                <w:rFonts w:ascii="標楷體" w:eastAsia="標楷體" w:hAnsi="標楷體"/>
-                <w:b w:val="false"/>
-                <w:bCs w:val="false"/>
-                <w:sz w:val="22"/>
-                <w:szCs w:val="22"/>
-              </w:rPr>
-              <w:t xml:space="preserve">賠了夫人又「折」兵（第91課，隨堂練習）</w:t>
-            </w:r>
-          </w:p>
-        </w:tc>
-      </w:tr>
-      <w:tr>
-        <w:trPr>
-          <w:cantSplit/>
-        </w:trPr>
-        <w:tc>
-          <w:tcPr>
-            <w:tcW w:type="dxa" w:w="2600"/>
-            <w:tcBorders>
-              <w:top w:val="single" w:color="A6A6A6" w:sz="4"/>
-              <w:left w:val="single" w:color="A6A6A6" w:sz="4"/>
-              <w:bottom w:val="single" w:color="A6A6A6" w:sz="4"/>
-              <w:right w:val="single" w:color="A6A6A6" w:sz="4"/>
-            </w:tcBorders>
-            <w:shd w:fill="F7F7F7" w:color="auto" w:val="clear"/>
-            <w:tcMar>
-              <w:top w:type="dxa" w:w="50"/>
-              <w:left w:type="dxa" w:w="90"/>
-              <w:bottom w:type="dxa" w:w="50"/>
-              <w:right w:type="dxa" w:w="90"/>
-            </w:tcMar>
-          </w:tcPr>
-          <w:p>
-            <w:r>
-              <w:rPr>
-                <w:rFonts w:ascii="標楷體" w:eastAsia="標楷體" w:hAnsi="標楷體"/>
-                <w:b/>
-                <w:bCs/>
-                <w:sz w:val="22"/>
-                <w:szCs w:val="22"/>
-              </w:rPr>
-              <w:t xml:space="preserve">折：彎、曲，V</w:t>
-            </w:r>
-          </w:p>
-        </w:tc>
-        <w:tc>
-          <w:tcPr>
-            <w:tcW w:type="dxa" w:w="6760"/>
-            <w:tcBorders>
-              <w:top w:val="single" w:color="A6A6A6" w:sz="4"/>
-              <w:left w:val="single" w:color="A6A6A6" w:sz="4"/>
-              <w:bottom w:val="single" w:color="A6A6A6" w:sz="4"/>
-              <w:right w:val="single" w:color="A6A6A6" w:sz="4"/>
-            </w:tcBorders>
-            <w:tcMar>
-              <w:top w:type="dxa" w:w="50"/>
-              <w:left w:type="dxa" w:w="90"/>
-              <w:bottom w:type="dxa" w:w="50"/>
-              <w:right w:type="dxa" w:w="90"/>
-            </w:tcMar>
-          </w:tcPr>
-          <w:p>
-            <w:r>
-              <w:rPr>
-                <w:rFonts w:ascii="標楷體" w:eastAsia="標楷體" w:hAnsi="標楷體"/>
-                <w:b w:val="false"/>
-                <w:bCs w:val="false"/>
-                <w:sz w:val="22"/>
-                <w:szCs w:val="22"/>
-              </w:rPr>
-              <w:t xml:space="preserve">不為五斗米「折」腰（第91課，隨堂練習）</w:t>
-            </w:r>
-          </w:p>
-          <w:p>
-            <w:r>
-              <w:rPr>
-                <w:rFonts w:ascii="標楷體" w:eastAsia="標楷體" w:hAnsi="標楷體"/>
-                <w:b w:val="false"/>
-                <w:bCs w:val="false"/>
-                <w:sz w:val="22"/>
-                <w:szCs w:val="22"/>
-              </w:rPr>
-              <w:t xml:space="preserve">曲「折」離奇（第91課，隨堂練習）</w:t>
-            </w:r>
-          </w:p>
-        </w:tc>
-      </w:tr>
-      <w:tr>
-        <w:trPr>
-          <w:cantSplit/>
-        </w:trPr>
-        <w:tc>
-          <w:tcPr>
-            <w:tcW w:type="dxa" w:w="2600"/>
-            <w:tcBorders>
-              <w:top w:val="single" w:color="A6A6A6" w:sz="4"/>
-              <w:left w:val="single" w:color="A6A6A6" w:sz="4"/>
-              <w:bottom w:val="single" w:color="A6A6A6" w:sz="4"/>
-              <w:right w:val="single" w:color="A6A6A6" w:sz="4"/>
-            </w:tcBorders>
-            <w:shd w:fill="F7F7F7" w:color="auto" w:val="clear"/>
-            <w:tcMar>
-              <w:top w:type="dxa" w:w="50"/>
-              <w:left w:type="dxa" w:w="90"/>
-              <w:bottom w:type="dxa" w:w="50"/>
-              <w:right w:type="dxa" w:w="90"/>
-            </w:tcMar>
-          </w:tcPr>
-          <w:p>
-            <w:r>
-              <w:rPr>
-                <w:rFonts w:ascii="標楷體" w:eastAsia="標楷體" w:hAnsi="標楷體"/>
-                <w:b/>
-                <w:bCs/>
-                <w:sz w:val="22"/>
-                <w:szCs w:val="22"/>
-              </w:rPr>
-              <w:t xml:space="preserve">折：挫敗、難關，N</w:t>
-            </w:r>
-          </w:p>
-        </w:tc>
-        <w:tc>
-          <w:tcPr>
-            <w:tcW w:type="dxa" w:w="6760"/>
-            <w:tcBorders>
-              <w:top w:val="single" w:color="A6A6A6" w:sz="4"/>
-              <w:left w:val="single" w:color="A6A6A6" w:sz="4"/>
-              <w:bottom w:val="single" w:color="A6A6A6" w:sz="4"/>
-              <w:right w:val="single" w:color="A6A6A6" w:sz="4"/>
-            </w:tcBorders>
-            <w:tcMar>
-              <w:top w:type="dxa" w:w="50"/>
-              <w:left w:type="dxa" w:w="90"/>
-              <w:bottom w:type="dxa" w:w="50"/>
-              <w:right w:type="dxa" w:w="90"/>
-            </w:tcMar>
-          </w:tcPr>
-          <w:p>
-            <w:r>
-              <w:rPr>
-                <w:rFonts w:ascii="標楷體" w:eastAsia="標楷體" w:hAnsi="標楷體"/>
-                <w:b w:val="false"/>
-                <w:bCs w:val="false"/>
-                <w:sz w:val="22"/>
-                <w:szCs w:val="22"/>
-              </w:rPr>
-              <w:t xml:space="preserve">百「折」不撓（意志剛強，雖受盡挫折，仍能堅持不變，奮鬥到底）（第91課，隨堂練習）</w:t>
-            </w:r>
-          </w:p>
-        </w:tc>
-      </w:tr>
-      <w:tr>
-        <w:trPr>
-          <w:cantSplit/>
-        </w:trPr>
-        <w:tc>
-          <w:tcPr>
-            <w:tcW w:type="dxa" w:w="2600"/>
-            <w:tcBorders>
-              <w:top w:val="single" w:color="A6A6A6" w:sz="4"/>
-              <w:left w:val="single" w:color="A6A6A6" w:sz="4"/>
-              <w:bottom w:val="single" w:color="A6A6A6" w:sz="4"/>
-              <w:right w:val="single" w:color="A6A6A6" w:sz="4"/>
-            </w:tcBorders>
-            <w:shd w:fill="F7F7F7" w:color="auto" w:val="clear"/>
-            <w:tcMar>
-              <w:top w:type="dxa" w:w="50"/>
-              <w:left w:type="dxa" w:w="90"/>
-              <w:bottom w:type="dxa" w:w="50"/>
-              <w:right w:type="dxa" w:w="90"/>
-            </w:tcMar>
-          </w:tcPr>
-          <w:p>
-            <w:r>
-              <w:rPr>
-                <w:rFonts w:ascii="標楷體" w:eastAsia="標楷體" w:hAnsi="標楷體"/>
-                <w:b/>
-                <w:bCs/>
-                <w:sz w:val="22"/>
-                <w:szCs w:val="22"/>
-              </w:rPr>
-              <w:t xml:space="preserve">書：寫，V</w:t>
-            </w:r>
-          </w:p>
-        </w:tc>
-        <w:tc>
-          <w:tcPr>
-            <w:tcW w:type="dxa" w:w="6760"/>
-            <w:tcBorders>
-              <w:top w:val="single" w:color="A6A6A6" w:sz="4"/>
-              <w:left w:val="single" w:color="A6A6A6" w:sz="4"/>
-              <w:bottom w:val="single" w:color="A6A6A6" w:sz="4"/>
-              <w:right w:val="single" w:color="A6A6A6" w:sz="4"/>
-            </w:tcBorders>
-            <w:tcMar>
-              <w:top w:type="dxa" w:w="50"/>
-              <w:left w:type="dxa" w:w="90"/>
-              <w:bottom w:type="dxa" w:w="50"/>
-              <w:right w:type="dxa" w:w="90"/>
-            </w:tcMar>
-          </w:tcPr>
-          <w:p>
-            <w:r>
-              <w:rPr>
-                <w:rFonts w:ascii="標楷體" w:eastAsia="標楷體" w:hAnsi="標楷體"/>
-                <w:b w:val="false"/>
-                <w:bCs w:val="false"/>
-                <w:sz w:val="22"/>
-                <w:szCs w:val="22"/>
-              </w:rPr>
-              <w:t xml:space="preserve">夜「書」（第95課，原文）</w:t>
-            </w:r>
-          </w:p>
-          <w:p>
-            <w:r>
-              <w:rPr>
-                <w:rFonts w:ascii="標楷體" w:eastAsia="標楷體" w:hAnsi="標楷體"/>
-                <w:b w:val="false"/>
-                <w:bCs w:val="false"/>
-                <w:sz w:val="22"/>
-                <w:szCs w:val="22"/>
-              </w:rPr>
-              <w:t xml:space="preserve">云而過「書」「舉燭」（第95課，原文）</w:t>
-            </w:r>
-          </w:p>
-        </w:tc>
-      </w:tr>
-      <w:tr>
-        <w:trPr>
-          <w:cantSplit/>
-        </w:trPr>
-        <w:tc>
-          <w:tcPr>
-            <w:tcW w:type="dxa" w:w="2600"/>
-            <w:tcBorders>
-              <w:top w:val="single" w:color="A6A6A6" w:sz="4"/>
-              <w:left w:val="single" w:color="A6A6A6" w:sz="4"/>
-              <w:bottom w:val="single" w:color="A6A6A6" w:sz="4"/>
-              <w:right w:val="single" w:color="A6A6A6" w:sz="4"/>
-            </w:tcBorders>
-            <w:shd w:fill="F7F7F7" w:color="auto" w:val="clear"/>
-            <w:tcMar>
-              <w:top w:type="dxa" w:w="50"/>
-              <w:left w:type="dxa" w:w="90"/>
-              <w:bottom w:type="dxa" w:w="50"/>
-              <w:right w:type="dxa" w:w="90"/>
-            </w:tcMar>
-          </w:tcPr>
-          <w:p>
-            <w:r>
-              <w:rPr>
-                <w:rFonts w:ascii="標楷體" w:eastAsia="標楷體" w:hAnsi="標楷體"/>
-                <w:b/>
-                <w:bCs/>
-                <w:sz w:val="22"/>
-                <w:szCs w:val="22"/>
-              </w:rPr>
-              <w:t xml:space="preserve">書：書信，N</w:t>
-            </w:r>
-          </w:p>
-        </w:tc>
-        <w:tc>
-          <w:tcPr>
-            <w:tcW w:type="dxa" w:w="6760"/>
-            <w:tcBorders>
-              <w:top w:val="single" w:color="A6A6A6" w:sz="4"/>
-              <w:left w:val="single" w:color="A6A6A6" w:sz="4"/>
-              <w:bottom w:val="single" w:color="A6A6A6" w:sz="4"/>
-              <w:right w:val="single" w:color="A6A6A6" w:sz="4"/>
-            </w:tcBorders>
-            <w:tcMar>
-              <w:top w:type="dxa" w:w="50"/>
-              <w:left w:type="dxa" w:w="90"/>
-              <w:bottom w:type="dxa" w:w="50"/>
-              <w:right w:type="dxa" w:w="90"/>
-            </w:tcMar>
-          </w:tcPr>
-          <w:p>
-            <w:r>
-              <w:rPr>
-                <w:rFonts w:ascii="標楷體" w:eastAsia="標楷體" w:hAnsi="標楷體"/>
-                <w:b w:val="false"/>
-                <w:bCs w:val="false"/>
-                <w:sz w:val="22"/>
-                <w:szCs w:val="22"/>
-              </w:rPr>
-              <w:t xml:space="preserve">郢人有遺燕相國「書」者（第95課，原文）</w:t>
-            </w:r>
-          </w:p>
-          <w:p>
-            <w:r>
-              <w:rPr>
-                <w:rFonts w:ascii="標楷體" w:eastAsia="標楷體" w:hAnsi="標楷體"/>
-                <w:b w:val="false"/>
-                <w:bCs w:val="false"/>
-                <w:sz w:val="22"/>
-                <w:szCs w:val="22"/>
-              </w:rPr>
-              <w:t xml:space="preserve">燕相受「書」而說之（第95課，原文）</w:t>
-            </w:r>
-          </w:p>
-        </w:tc>
-      </w:tr>
     </w:tbl>
-    <w:p>
-      <w:pPr>
-        <w:spacing w:after="80" w:before="80"/>
-      </w:pPr>
-      <w:r>
-        <w:rPr>
-          <w:rFonts w:ascii="標楷體" w:eastAsia="標楷體" w:hAnsi="標楷體"/>
-          <w:sz w:val="22"/>
-          <w:szCs w:val="22"/>
-        </w:rPr>
-        <w:t xml:space="preserve">「書」在「燕相受書而說之」中是名詞（書信），不是動詞，是第95課隨堂練習的易錯處。</w:t>
-      </w:r>
-    </w:p>
     <w:p>
       <w:pPr>
         <w:pStyle w:val="Heading2"/>
@@ -6419,7 +5822,901 @@
           <w:sz w:val="28"/>
           <w:szCs w:val="28"/>
         </w:rPr>
-        <w:t xml:space="preserve">十二、其他重點字義與句式</w:t>
+        <w:t xml:space="preserve">十二、伐　字義與詞性（第92課）</w:t>
+      </w:r>
+    </w:p>
+    <w:tbl>
+      <w:tblPr>
+        <w:tblW w:type="dxa" w:w="9360"/>
+        <w:tblBorders>
+          <w:top w:val="single" w:color="auto" w:sz="4"/>
+          <w:left w:val="single" w:color="auto" w:sz="4"/>
+          <w:bottom w:val="single" w:color="auto" w:sz="4"/>
+          <w:right w:val="single" w:color="auto" w:sz="4"/>
+          <w:insideH w:val="single" w:color="auto" w:sz="4"/>
+          <w:insideV w:val="single" w:color="auto" w:sz="4"/>
+        </w:tblBorders>
+      </w:tblPr>
+      <w:tblGrid>
+        <w:gridCol w:w="2600"/>
+        <w:gridCol w:w="6760"/>
+      </w:tblGrid>
+      <w:tr>
+        <w:trPr>
+          <w:tblHeader/>
+        </w:trPr>
+        <w:tc>
+          <w:tcPr>
+            <w:tcW w:type="dxa" w:w="2600"/>
+            <w:tcBorders>
+              <w:top w:val="single" w:color="A6A6A6" w:sz="4"/>
+              <w:left w:val="single" w:color="A6A6A6" w:sz="4"/>
+              <w:bottom w:val="single" w:color="A6A6A6" w:sz="4"/>
+              <w:right w:val="single" w:color="A6A6A6" w:sz="4"/>
+            </w:tcBorders>
+            <w:shd w:fill="DDEBF7" w:color="auto" w:val="clear"/>
+            <w:tcMar>
+              <w:top w:type="dxa" w:w="50"/>
+              <w:left w:type="dxa" w:w="90"/>
+              <w:bottom w:type="dxa" w:w="50"/>
+              <w:right w:type="dxa" w:w="90"/>
+            </w:tcMar>
+          </w:tcPr>
+          <w:p>
+            <w:r>
+              <w:rPr>
+                <w:rFonts w:ascii="標楷體" w:eastAsia="標楷體" w:hAnsi="標楷體"/>
+                <w:b/>
+                <w:bCs/>
+                <w:sz w:val="22"/>
+                <w:szCs w:val="22"/>
+              </w:rPr>
+              <w:t xml:space="preserve">意義（詞性）</w:t>
+            </w:r>
+          </w:p>
+        </w:tc>
+        <w:tc>
+          <w:tcPr>
+            <w:tcW w:type="dxa" w:w="6760"/>
+            <w:tcBorders>
+              <w:top w:val="single" w:color="A6A6A6" w:sz="4"/>
+              <w:left w:val="single" w:color="A6A6A6" w:sz="4"/>
+              <w:bottom w:val="single" w:color="A6A6A6" w:sz="4"/>
+              <w:right w:val="single" w:color="A6A6A6" w:sz="4"/>
+            </w:tcBorders>
+            <w:shd w:fill="DDEBF7" w:color="auto" w:val="clear"/>
+            <w:tcMar>
+              <w:top w:type="dxa" w:w="50"/>
+              <w:left w:type="dxa" w:w="90"/>
+              <w:bottom w:type="dxa" w:w="50"/>
+              <w:right w:type="dxa" w:w="90"/>
+            </w:tcMar>
+          </w:tcPr>
+          <w:p>
+            <w:r>
+              <w:rPr>
+                <w:rFonts w:ascii="標楷體" w:eastAsia="標楷體" w:hAnsi="標楷體"/>
+                <w:b/>
+                <w:bCs/>
+                <w:sz w:val="22"/>
+                <w:szCs w:val="22"/>
+              </w:rPr>
+              <w:t xml:space="preserve">例句（出處）</w:t>
+            </w:r>
+          </w:p>
+        </w:tc>
+      </w:tr>
+      <w:tr>
+        <w:trPr>
+          <w:cantSplit/>
+        </w:trPr>
+        <w:tc>
+          <w:tcPr>
+            <w:tcW w:type="dxa" w:w="2600"/>
+            <w:tcBorders>
+              <w:top w:val="single" w:color="A6A6A6" w:sz="4"/>
+              <w:left w:val="single" w:color="A6A6A6" w:sz="4"/>
+              <w:bottom w:val="single" w:color="A6A6A6" w:sz="4"/>
+              <w:right w:val="single" w:color="A6A6A6" w:sz="4"/>
+            </w:tcBorders>
+            <w:shd w:fill="F7F7F7" w:color="auto" w:val="clear"/>
+            <w:tcMar>
+              <w:top w:type="dxa" w:w="50"/>
+              <w:left w:type="dxa" w:w="90"/>
+              <w:bottom w:type="dxa" w:w="50"/>
+              <w:right w:type="dxa" w:w="90"/>
+            </w:tcMar>
+          </w:tcPr>
+          <w:p>
+            <w:r>
+              <w:rPr>
+                <w:rFonts w:ascii="標楷體" w:eastAsia="標楷體" w:hAnsi="標楷體"/>
+                <w:b/>
+                <w:bCs/>
+                <w:sz w:val="22"/>
+                <w:szCs w:val="22"/>
+              </w:rPr>
+              <w:t xml:space="preserve">伐：自誇，V</w:t>
+            </w:r>
+          </w:p>
+        </w:tc>
+        <w:tc>
+          <w:tcPr>
+            <w:tcW w:type="dxa" w:w="6760"/>
+            <w:tcBorders>
+              <w:top w:val="single" w:color="A6A6A6" w:sz="4"/>
+              <w:left w:val="single" w:color="A6A6A6" w:sz="4"/>
+              <w:bottom w:val="single" w:color="A6A6A6" w:sz="4"/>
+              <w:right w:val="single" w:color="A6A6A6" w:sz="4"/>
+            </w:tcBorders>
+            <w:tcMar>
+              <w:top w:type="dxa" w:w="50"/>
+              <w:left w:type="dxa" w:w="90"/>
+              <w:bottom w:type="dxa" w:w="50"/>
+              <w:right w:type="dxa" w:w="90"/>
+            </w:tcMar>
+          </w:tcPr>
+          <w:p>
+            <w:r>
+              <w:rPr>
+                <w:rFonts w:ascii="標楷體" w:eastAsia="標楷體" w:hAnsi="標楷體"/>
+                <w:b w:val="false"/>
+                <w:bCs w:val="false"/>
+                <w:sz w:val="22"/>
+                <w:szCs w:val="22"/>
+              </w:rPr>
+              <w:t xml:space="preserve">矜功「伐」善（第92課，原文）</w:t>
+            </w:r>
+          </w:p>
+          <w:p>
+            <w:r>
+              <w:rPr>
+                <w:rFonts w:ascii="標楷體" w:eastAsia="標楷體" w:hAnsi="標楷體"/>
+                <w:b w:val="false"/>
+                <w:bCs w:val="false"/>
+                <w:sz w:val="22"/>
+                <w:szCs w:val="22"/>
+              </w:rPr>
+              <w:t xml:space="preserve">謙退不「伐」（第92課，原文）</w:t>
+            </w:r>
+          </w:p>
+        </w:tc>
+      </w:tr>
+      <w:tr>
+        <w:trPr>
+          <w:cantSplit/>
+        </w:trPr>
+        <w:tc>
+          <w:tcPr>
+            <w:tcW w:type="dxa" w:w="2600"/>
+            <w:tcBorders>
+              <w:top w:val="single" w:color="A6A6A6" w:sz="4"/>
+              <w:left w:val="single" w:color="A6A6A6" w:sz="4"/>
+              <w:bottom w:val="single" w:color="A6A6A6" w:sz="4"/>
+              <w:right w:val="single" w:color="A6A6A6" w:sz="4"/>
+            </w:tcBorders>
+            <w:shd w:fill="F7F7F7" w:color="auto" w:val="clear"/>
+            <w:tcMar>
+              <w:top w:type="dxa" w:w="50"/>
+              <w:left w:type="dxa" w:w="90"/>
+              <w:bottom w:type="dxa" w:w="50"/>
+              <w:right w:type="dxa" w:w="90"/>
+            </w:tcMar>
+          </w:tcPr>
+          <w:p>
+            <w:r>
+              <w:rPr>
+                <w:rFonts w:ascii="標楷體" w:eastAsia="標楷體" w:hAnsi="標楷體"/>
+                <w:b/>
+                <w:bCs/>
+                <w:sz w:val="22"/>
+                <w:szCs w:val="22"/>
+              </w:rPr>
+              <w:t xml:space="preserve">伐：征討、攻打，V</w:t>
+            </w:r>
+          </w:p>
+        </w:tc>
+        <w:tc>
+          <w:tcPr>
+            <w:tcW w:type="dxa" w:w="6760"/>
+            <w:tcBorders>
+              <w:top w:val="single" w:color="A6A6A6" w:sz="4"/>
+              <w:left w:val="single" w:color="A6A6A6" w:sz="4"/>
+              <w:bottom w:val="single" w:color="A6A6A6" w:sz="4"/>
+              <w:right w:val="single" w:color="A6A6A6" w:sz="4"/>
+            </w:tcBorders>
+            <w:tcMar>
+              <w:top w:type="dxa" w:w="50"/>
+              <w:left w:type="dxa" w:w="90"/>
+              <w:bottom w:type="dxa" w:w="50"/>
+              <w:right w:type="dxa" w:w="90"/>
+            </w:tcMar>
+          </w:tcPr>
+          <w:p>
+            <w:r>
+              <w:rPr>
+                <w:rFonts w:ascii="標楷體" w:eastAsia="標楷體" w:hAnsi="標楷體"/>
+                <w:b w:val="false"/>
+                <w:bCs w:val="false"/>
+                <w:sz w:val="22"/>
+                <w:szCs w:val="22"/>
+              </w:rPr>
+              <w:t xml:space="preserve">大張撻「伐」（第92課，隨堂練習）</w:t>
+            </w:r>
+          </w:p>
+          <w:p>
+            <w:r>
+              <w:rPr>
+                <w:rFonts w:ascii="標楷體" w:eastAsia="標楷體" w:hAnsi="標楷體"/>
+                <w:b w:val="false"/>
+                <w:bCs w:val="false"/>
+                <w:sz w:val="22"/>
+                <w:szCs w:val="22"/>
+              </w:rPr>
+              <w:t xml:space="preserve">口誅筆「伐」（用言語和文字揭發、譴責他人的罪狀）（第92課，隨堂練習）</w:t>
+            </w:r>
+          </w:p>
+        </w:tc>
+      </w:tr>
+      <w:tr>
+        <w:trPr>
+          <w:cantSplit/>
+        </w:trPr>
+        <w:tc>
+          <w:tcPr>
+            <w:tcW w:type="dxa" w:w="2600"/>
+            <w:tcBorders>
+              <w:top w:val="single" w:color="A6A6A6" w:sz="4"/>
+              <w:left w:val="single" w:color="A6A6A6" w:sz="4"/>
+              <w:bottom w:val="single" w:color="A6A6A6" w:sz="4"/>
+              <w:right w:val="single" w:color="A6A6A6" w:sz="4"/>
+            </w:tcBorders>
+            <w:shd w:fill="F7F7F7" w:color="auto" w:val="clear"/>
+            <w:tcMar>
+              <w:top w:type="dxa" w:w="50"/>
+              <w:left w:type="dxa" w:w="90"/>
+              <w:bottom w:type="dxa" w:w="50"/>
+              <w:right w:type="dxa" w:w="90"/>
+            </w:tcMar>
+          </w:tcPr>
+          <w:p>
+            <w:r>
+              <w:rPr>
+                <w:rFonts w:ascii="標楷體" w:eastAsia="標楷體" w:hAnsi="標楷體"/>
+                <w:b/>
+                <w:bCs/>
+                <w:sz w:val="22"/>
+                <w:szCs w:val="22"/>
+              </w:rPr>
+              <w:t xml:space="preserve">伐：砍，V</w:t>
+            </w:r>
+          </w:p>
+        </w:tc>
+        <w:tc>
+          <w:tcPr>
+            <w:tcW w:type="dxa" w:w="6760"/>
+            <w:tcBorders>
+              <w:top w:val="single" w:color="A6A6A6" w:sz="4"/>
+              <w:left w:val="single" w:color="A6A6A6" w:sz="4"/>
+              <w:bottom w:val="single" w:color="A6A6A6" w:sz="4"/>
+              <w:right w:val="single" w:color="A6A6A6" w:sz="4"/>
+            </w:tcBorders>
+            <w:tcMar>
+              <w:top w:type="dxa" w:w="50"/>
+              <w:left w:type="dxa" w:w="90"/>
+              <w:bottom w:type="dxa" w:w="50"/>
+              <w:right w:type="dxa" w:w="90"/>
+            </w:tcMar>
+          </w:tcPr>
+          <w:p>
+            <w:r>
+              <w:rPr>
+                <w:rFonts w:ascii="標楷體" w:eastAsia="標楷體" w:hAnsi="標楷體"/>
+                <w:b w:val="false"/>
+                <w:bCs w:val="false"/>
+                <w:sz w:val="22"/>
+                <w:szCs w:val="22"/>
+              </w:rPr>
+              <w:t xml:space="preserve">濫墾濫「伐」（第92課，隨堂練習）</w:t>
+            </w:r>
+          </w:p>
+        </w:tc>
+      </w:tr>
+    </w:tbl>
+    <w:p>
+      <w:pPr>
+        <w:pStyle w:val="Heading2"/>
+        <w:spacing w:after="100" w:before="240"/>
+      </w:pPr>
+      <w:r>
+        <w:rPr>
+          <w:rFonts w:ascii="標楷體" w:eastAsia="標楷體" w:hAnsi="標楷體"/>
+          <w:b/>
+          <w:bCs/>
+          <w:color w:val="385723"/>
+          <w:sz w:val="28"/>
+          <w:szCs w:val="28"/>
+        </w:rPr>
+        <w:t xml:space="preserve">十三、折　字義與詞性（第91課）</w:t>
+      </w:r>
+    </w:p>
+    <w:tbl>
+      <w:tblPr>
+        <w:tblW w:type="dxa" w:w="9360"/>
+        <w:tblBorders>
+          <w:top w:val="single" w:color="auto" w:sz="4"/>
+          <w:left w:val="single" w:color="auto" w:sz="4"/>
+          <w:bottom w:val="single" w:color="auto" w:sz="4"/>
+          <w:right w:val="single" w:color="auto" w:sz="4"/>
+          <w:insideH w:val="single" w:color="auto" w:sz="4"/>
+          <w:insideV w:val="single" w:color="auto" w:sz="4"/>
+        </w:tblBorders>
+      </w:tblPr>
+      <w:tblGrid>
+        <w:gridCol w:w="2600"/>
+        <w:gridCol w:w="6760"/>
+      </w:tblGrid>
+      <w:tr>
+        <w:trPr>
+          <w:tblHeader/>
+        </w:trPr>
+        <w:tc>
+          <w:tcPr>
+            <w:tcW w:type="dxa" w:w="2600"/>
+            <w:tcBorders>
+              <w:top w:val="single" w:color="A6A6A6" w:sz="4"/>
+              <w:left w:val="single" w:color="A6A6A6" w:sz="4"/>
+              <w:bottom w:val="single" w:color="A6A6A6" w:sz="4"/>
+              <w:right w:val="single" w:color="A6A6A6" w:sz="4"/>
+            </w:tcBorders>
+            <w:shd w:fill="DDEBF7" w:color="auto" w:val="clear"/>
+            <w:tcMar>
+              <w:top w:type="dxa" w:w="50"/>
+              <w:left w:type="dxa" w:w="90"/>
+              <w:bottom w:type="dxa" w:w="50"/>
+              <w:right w:type="dxa" w:w="90"/>
+            </w:tcMar>
+          </w:tcPr>
+          <w:p>
+            <w:r>
+              <w:rPr>
+                <w:rFonts w:ascii="標楷體" w:eastAsia="標楷體" w:hAnsi="標楷體"/>
+                <w:b/>
+                <w:bCs/>
+                <w:sz w:val="22"/>
+                <w:szCs w:val="22"/>
+              </w:rPr>
+              <w:t xml:space="preserve">意義（詞性）</w:t>
+            </w:r>
+          </w:p>
+        </w:tc>
+        <w:tc>
+          <w:tcPr>
+            <w:tcW w:type="dxa" w:w="6760"/>
+            <w:tcBorders>
+              <w:top w:val="single" w:color="A6A6A6" w:sz="4"/>
+              <w:left w:val="single" w:color="A6A6A6" w:sz="4"/>
+              <w:bottom w:val="single" w:color="A6A6A6" w:sz="4"/>
+              <w:right w:val="single" w:color="A6A6A6" w:sz="4"/>
+            </w:tcBorders>
+            <w:shd w:fill="DDEBF7" w:color="auto" w:val="clear"/>
+            <w:tcMar>
+              <w:top w:type="dxa" w:w="50"/>
+              <w:left w:type="dxa" w:w="90"/>
+              <w:bottom w:type="dxa" w:w="50"/>
+              <w:right w:type="dxa" w:w="90"/>
+            </w:tcMar>
+          </w:tcPr>
+          <w:p>
+            <w:r>
+              <w:rPr>
+                <w:rFonts w:ascii="標楷體" w:eastAsia="標楷體" w:hAnsi="標楷體"/>
+                <w:b/>
+                <w:bCs/>
+                <w:sz w:val="22"/>
+                <w:szCs w:val="22"/>
+              </w:rPr>
+              <w:t xml:space="preserve">例句（出處）</w:t>
+            </w:r>
+          </w:p>
+        </w:tc>
+      </w:tr>
+      <w:tr>
+        <w:trPr>
+          <w:cantSplit/>
+        </w:trPr>
+        <w:tc>
+          <w:tcPr>
+            <w:tcW w:type="dxa" w:w="2600"/>
+            <w:tcBorders>
+              <w:top w:val="single" w:color="A6A6A6" w:sz="4"/>
+              <w:left w:val="single" w:color="A6A6A6" w:sz="4"/>
+              <w:bottom w:val="single" w:color="A6A6A6" w:sz="4"/>
+              <w:right w:val="single" w:color="A6A6A6" w:sz="4"/>
+            </w:tcBorders>
+            <w:shd w:fill="F7F7F7" w:color="auto" w:val="clear"/>
+            <w:tcMar>
+              <w:top w:type="dxa" w:w="50"/>
+              <w:left w:type="dxa" w:w="90"/>
+              <w:bottom w:type="dxa" w:w="50"/>
+              <w:right w:type="dxa" w:w="90"/>
+            </w:tcMar>
+          </w:tcPr>
+          <w:p>
+            <w:r>
+              <w:rPr>
+                <w:rFonts w:ascii="標楷體" w:eastAsia="標楷體" w:hAnsi="標楷體"/>
+                <w:b/>
+                <w:bCs/>
+                <w:sz w:val="22"/>
+                <w:szCs w:val="22"/>
+              </w:rPr>
+              <w:t xml:space="preserve">折：損失、喪失，V</w:t>
+            </w:r>
+          </w:p>
+        </w:tc>
+        <w:tc>
+          <w:tcPr>
+            <w:tcW w:type="dxa" w:w="6760"/>
+            <w:tcBorders>
+              <w:top w:val="single" w:color="A6A6A6" w:sz="4"/>
+              <w:left w:val="single" w:color="A6A6A6" w:sz="4"/>
+              <w:bottom w:val="single" w:color="A6A6A6" w:sz="4"/>
+              <w:right w:val="single" w:color="A6A6A6" w:sz="4"/>
+            </w:tcBorders>
+            <w:tcMar>
+              <w:top w:type="dxa" w:w="50"/>
+              <w:left w:type="dxa" w:w="90"/>
+              <w:bottom w:type="dxa" w:w="50"/>
+              <w:right w:type="dxa" w:w="90"/>
+            </w:tcMar>
+          </w:tcPr>
+          <w:p>
+            <w:r>
+              <w:rPr>
+                <w:rFonts w:ascii="標楷體" w:eastAsia="標楷體" w:hAnsi="標楷體"/>
+                <w:b w:val="false"/>
+                <w:bCs w:val="false"/>
+                <w:sz w:val="22"/>
+                <w:szCs w:val="22"/>
+              </w:rPr>
+              <w:t xml:space="preserve">豈不白「折」了也（第91課，原文）</w:t>
+            </w:r>
+          </w:p>
+          <w:p>
+            <w:r>
+              <w:rPr>
+                <w:rFonts w:ascii="標楷體" w:eastAsia="標楷體" w:hAnsi="標楷體"/>
+                <w:b w:val="false"/>
+                <w:bCs w:val="false"/>
+                <w:sz w:val="22"/>
+                <w:szCs w:val="22"/>
+              </w:rPr>
+              <w:t xml:space="preserve">賠了夫人又「折」兵（第91課，隨堂練習）</w:t>
+            </w:r>
+          </w:p>
+        </w:tc>
+      </w:tr>
+      <w:tr>
+        <w:trPr>
+          <w:cantSplit/>
+        </w:trPr>
+        <w:tc>
+          <w:tcPr>
+            <w:tcW w:type="dxa" w:w="2600"/>
+            <w:tcBorders>
+              <w:top w:val="single" w:color="A6A6A6" w:sz="4"/>
+              <w:left w:val="single" w:color="A6A6A6" w:sz="4"/>
+              <w:bottom w:val="single" w:color="A6A6A6" w:sz="4"/>
+              <w:right w:val="single" w:color="A6A6A6" w:sz="4"/>
+            </w:tcBorders>
+            <w:shd w:fill="F7F7F7" w:color="auto" w:val="clear"/>
+            <w:tcMar>
+              <w:top w:type="dxa" w:w="50"/>
+              <w:left w:type="dxa" w:w="90"/>
+              <w:bottom w:type="dxa" w:w="50"/>
+              <w:right w:type="dxa" w:w="90"/>
+            </w:tcMar>
+          </w:tcPr>
+          <w:p>
+            <w:r>
+              <w:rPr>
+                <w:rFonts w:ascii="標楷體" w:eastAsia="標楷體" w:hAnsi="標楷體"/>
+                <w:b/>
+                <w:bCs/>
+                <w:sz w:val="22"/>
+                <w:szCs w:val="22"/>
+              </w:rPr>
+              <w:t xml:space="preserve">折：彎、曲，V</w:t>
+            </w:r>
+          </w:p>
+        </w:tc>
+        <w:tc>
+          <w:tcPr>
+            <w:tcW w:type="dxa" w:w="6760"/>
+            <w:tcBorders>
+              <w:top w:val="single" w:color="A6A6A6" w:sz="4"/>
+              <w:left w:val="single" w:color="A6A6A6" w:sz="4"/>
+              <w:bottom w:val="single" w:color="A6A6A6" w:sz="4"/>
+              <w:right w:val="single" w:color="A6A6A6" w:sz="4"/>
+            </w:tcBorders>
+            <w:tcMar>
+              <w:top w:type="dxa" w:w="50"/>
+              <w:left w:type="dxa" w:w="90"/>
+              <w:bottom w:type="dxa" w:w="50"/>
+              <w:right w:type="dxa" w:w="90"/>
+            </w:tcMar>
+          </w:tcPr>
+          <w:p>
+            <w:r>
+              <w:rPr>
+                <w:rFonts w:ascii="標楷體" w:eastAsia="標楷體" w:hAnsi="標楷體"/>
+                <w:b w:val="false"/>
+                <w:bCs w:val="false"/>
+                <w:sz w:val="22"/>
+                <w:szCs w:val="22"/>
+              </w:rPr>
+              <w:t xml:space="preserve">不為五斗米「折」腰（第91課，隨堂練習）</w:t>
+            </w:r>
+          </w:p>
+          <w:p>
+            <w:r>
+              <w:rPr>
+                <w:rFonts w:ascii="標楷體" w:eastAsia="標楷體" w:hAnsi="標楷體"/>
+                <w:b w:val="false"/>
+                <w:bCs w:val="false"/>
+                <w:sz w:val="22"/>
+                <w:szCs w:val="22"/>
+              </w:rPr>
+              <w:t xml:space="preserve">曲「折」離奇（第91課，隨堂練習）</w:t>
+            </w:r>
+          </w:p>
+        </w:tc>
+      </w:tr>
+      <w:tr>
+        <w:trPr>
+          <w:cantSplit/>
+        </w:trPr>
+        <w:tc>
+          <w:tcPr>
+            <w:tcW w:type="dxa" w:w="2600"/>
+            <w:tcBorders>
+              <w:top w:val="single" w:color="A6A6A6" w:sz="4"/>
+              <w:left w:val="single" w:color="A6A6A6" w:sz="4"/>
+              <w:bottom w:val="single" w:color="A6A6A6" w:sz="4"/>
+              <w:right w:val="single" w:color="A6A6A6" w:sz="4"/>
+            </w:tcBorders>
+            <w:shd w:fill="F7F7F7" w:color="auto" w:val="clear"/>
+            <w:tcMar>
+              <w:top w:type="dxa" w:w="50"/>
+              <w:left w:type="dxa" w:w="90"/>
+              <w:bottom w:type="dxa" w:w="50"/>
+              <w:right w:type="dxa" w:w="90"/>
+            </w:tcMar>
+          </w:tcPr>
+          <w:p>
+            <w:r>
+              <w:rPr>
+                <w:rFonts w:ascii="標楷體" w:eastAsia="標楷體" w:hAnsi="標楷體"/>
+                <w:b/>
+                <w:bCs/>
+                <w:sz w:val="22"/>
+                <w:szCs w:val="22"/>
+              </w:rPr>
+              <w:t xml:space="preserve">折：挫敗、難關，N</w:t>
+            </w:r>
+          </w:p>
+        </w:tc>
+        <w:tc>
+          <w:tcPr>
+            <w:tcW w:type="dxa" w:w="6760"/>
+            <w:tcBorders>
+              <w:top w:val="single" w:color="A6A6A6" w:sz="4"/>
+              <w:left w:val="single" w:color="A6A6A6" w:sz="4"/>
+              <w:bottom w:val="single" w:color="A6A6A6" w:sz="4"/>
+              <w:right w:val="single" w:color="A6A6A6" w:sz="4"/>
+            </w:tcBorders>
+            <w:tcMar>
+              <w:top w:type="dxa" w:w="50"/>
+              <w:left w:type="dxa" w:w="90"/>
+              <w:bottom w:type="dxa" w:w="50"/>
+              <w:right w:type="dxa" w:w="90"/>
+            </w:tcMar>
+          </w:tcPr>
+          <w:p>
+            <w:r>
+              <w:rPr>
+                <w:rFonts w:ascii="標楷體" w:eastAsia="標楷體" w:hAnsi="標楷體"/>
+                <w:b w:val="false"/>
+                <w:bCs w:val="false"/>
+                <w:sz w:val="22"/>
+                <w:szCs w:val="22"/>
+              </w:rPr>
+              <w:t xml:space="preserve">百「折」不撓（意志剛強，雖受盡挫折，仍能堅持不變，奮鬥到底）（第91課，隨堂練習）</w:t>
+            </w:r>
+          </w:p>
+        </w:tc>
+      </w:tr>
+    </w:tbl>
+    <w:p>
+      <w:pPr>
+        <w:pStyle w:val="Heading2"/>
+        <w:spacing w:after="100" w:before="240"/>
+      </w:pPr>
+      <w:r>
+        <w:rPr>
+          <w:rFonts w:ascii="標楷體" w:eastAsia="標楷體" w:hAnsi="標楷體"/>
+          <w:b/>
+          <w:bCs/>
+          <w:color w:val="385723"/>
+          <w:sz w:val="28"/>
+          <w:szCs w:val="28"/>
+        </w:rPr>
+        <w:t xml:space="preserve">十四、書　字義與詞性（第95課）</w:t>
+      </w:r>
+    </w:p>
+    <w:tbl>
+      <w:tblPr>
+        <w:tblW w:type="dxa" w:w="9360"/>
+        <w:tblBorders>
+          <w:top w:val="single" w:color="auto" w:sz="4"/>
+          <w:left w:val="single" w:color="auto" w:sz="4"/>
+          <w:bottom w:val="single" w:color="auto" w:sz="4"/>
+          <w:right w:val="single" w:color="auto" w:sz="4"/>
+          <w:insideH w:val="single" w:color="auto" w:sz="4"/>
+          <w:insideV w:val="single" w:color="auto" w:sz="4"/>
+        </w:tblBorders>
+      </w:tblPr>
+      <w:tblGrid>
+        <w:gridCol w:w="2600"/>
+        <w:gridCol w:w="6760"/>
+      </w:tblGrid>
+      <w:tr>
+        <w:trPr>
+          <w:tblHeader/>
+        </w:trPr>
+        <w:tc>
+          <w:tcPr>
+            <w:tcW w:type="dxa" w:w="2600"/>
+            <w:tcBorders>
+              <w:top w:val="single" w:color="A6A6A6" w:sz="4"/>
+              <w:left w:val="single" w:color="A6A6A6" w:sz="4"/>
+              <w:bottom w:val="single" w:color="A6A6A6" w:sz="4"/>
+              <w:right w:val="single" w:color="A6A6A6" w:sz="4"/>
+            </w:tcBorders>
+            <w:shd w:fill="DDEBF7" w:color="auto" w:val="clear"/>
+            <w:tcMar>
+              <w:top w:type="dxa" w:w="50"/>
+              <w:left w:type="dxa" w:w="90"/>
+              <w:bottom w:type="dxa" w:w="50"/>
+              <w:right w:type="dxa" w:w="90"/>
+            </w:tcMar>
+          </w:tcPr>
+          <w:p>
+            <w:r>
+              <w:rPr>
+                <w:rFonts w:ascii="標楷體" w:eastAsia="標楷體" w:hAnsi="標楷體"/>
+                <w:b/>
+                <w:bCs/>
+                <w:sz w:val="22"/>
+                <w:szCs w:val="22"/>
+              </w:rPr>
+              <w:t xml:space="preserve">意義（詞性）</w:t>
+            </w:r>
+          </w:p>
+        </w:tc>
+        <w:tc>
+          <w:tcPr>
+            <w:tcW w:type="dxa" w:w="6760"/>
+            <w:tcBorders>
+              <w:top w:val="single" w:color="A6A6A6" w:sz="4"/>
+              <w:left w:val="single" w:color="A6A6A6" w:sz="4"/>
+              <w:bottom w:val="single" w:color="A6A6A6" w:sz="4"/>
+              <w:right w:val="single" w:color="A6A6A6" w:sz="4"/>
+            </w:tcBorders>
+            <w:shd w:fill="DDEBF7" w:color="auto" w:val="clear"/>
+            <w:tcMar>
+              <w:top w:type="dxa" w:w="50"/>
+              <w:left w:type="dxa" w:w="90"/>
+              <w:bottom w:type="dxa" w:w="50"/>
+              <w:right w:type="dxa" w:w="90"/>
+            </w:tcMar>
+          </w:tcPr>
+          <w:p>
+            <w:r>
+              <w:rPr>
+                <w:rFonts w:ascii="標楷體" w:eastAsia="標楷體" w:hAnsi="標楷體"/>
+                <w:b/>
+                <w:bCs/>
+                <w:sz w:val="22"/>
+                <w:szCs w:val="22"/>
+              </w:rPr>
+              <w:t xml:space="preserve">例句（出處）</w:t>
+            </w:r>
+          </w:p>
+        </w:tc>
+      </w:tr>
+      <w:tr>
+        <w:trPr>
+          <w:cantSplit/>
+        </w:trPr>
+        <w:tc>
+          <w:tcPr>
+            <w:tcW w:type="dxa" w:w="2600"/>
+            <w:tcBorders>
+              <w:top w:val="single" w:color="A6A6A6" w:sz="4"/>
+              <w:left w:val="single" w:color="A6A6A6" w:sz="4"/>
+              <w:bottom w:val="single" w:color="A6A6A6" w:sz="4"/>
+              <w:right w:val="single" w:color="A6A6A6" w:sz="4"/>
+            </w:tcBorders>
+            <w:shd w:fill="F7F7F7" w:color="auto" w:val="clear"/>
+            <w:tcMar>
+              <w:top w:type="dxa" w:w="50"/>
+              <w:left w:type="dxa" w:w="90"/>
+              <w:bottom w:type="dxa" w:w="50"/>
+              <w:right w:type="dxa" w:w="90"/>
+            </w:tcMar>
+          </w:tcPr>
+          <w:p>
+            <w:r>
+              <w:rPr>
+                <w:rFonts w:ascii="標楷體" w:eastAsia="標楷體" w:hAnsi="標楷體"/>
+                <w:b/>
+                <w:bCs/>
+                <w:sz w:val="22"/>
+                <w:szCs w:val="22"/>
+              </w:rPr>
+              <w:t xml:space="preserve">書：寫，V</w:t>
+            </w:r>
+          </w:p>
+        </w:tc>
+        <w:tc>
+          <w:tcPr>
+            <w:tcW w:type="dxa" w:w="6760"/>
+            <w:tcBorders>
+              <w:top w:val="single" w:color="A6A6A6" w:sz="4"/>
+              <w:left w:val="single" w:color="A6A6A6" w:sz="4"/>
+              <w:bottom w:val="single" w:color="A6A6A6" w:sz="4"/>
+              <w:right w:val="single" w:color="A6A6A6" w:sz="4"/>
+            </w:tcBorders>
+            <w:tcMar>
+              <w:top w:type="dxa" w:w="50"/>
+              <w:left w:type="dxa" w:w="90"/>
+              <w:bottom w:type="dxa" w:w="50"/>
+              <w:right w:type="dxa" w:w="90"/>
+            </w:tcMar>
+          </w:tcPr>
+          <w:p>
+            <w:r>
+              <w:rPr>
+                <w:rFonts w:ascii="標楷體" w:eastAsia="標楷體" w:hAnsi="標楷體"/>
+                <w:b w:val="false"/>
+                <w:bCs w:val="false"/>
+                <w:sz w:val="22"/>
+                <w:szCs w:val="22"/>
+              </w:rPr>
+              <w:t xml:space="preserve">夜「書」（第95課，原文）</w:t>
+            </w:r>
+          </w:p>
+          <w:p>
+            <w:r>
+              <w:rPr>
+                <w:rFonts w:ascii="標楷體" w:eastAsia="標楷體" w:hAnsi="標楷體"/>
+                <w:b w:val="false"/>
+                <w:bCs w:val="false"/>
+                <w:sz w:val="22"/>
+                <w:szCs w:val="22"/>
+              </w:rPr>
+              <w:t xml:space="preserve">云而過「書」「舉燭」（第95課，原文）</w:t>
+            </w:r>
+          </w:p>
+        </w:tc>
+      </w:tr>
+      <w:tr>
+        <w:trPr>
+          <w:cantSplit/>
+        </w:trPr>
+        <w:tc>
+          <w:tcPr>
+            <w:tcW w:type="dxa" w:w="2600"/>
+            <w:tcBorders>
+              <w:top w:val="single" w:color="A6A6A6" w:sz="4"/>
+              <w:left w:val="single" w:color="A6A6A6" w:sz="4"/>
+              <w:bottom w:val="single" w:color="A6A6A6" w:sz="4"/>
+              <w:right w:val="single" w:color="A6A6A6" w:sz="4"/>
+            </w:tcBorders>
+            <w:shd w:fill="F7F7F7" w:color="auto" w:val="clear"/>
+            <w:tcMar>
+              <w:top w:type="dxa" w:w="50"/>
+              <w:left w:type="dxa" w:w="90"/>
+              <w:bottom w:type="dxa" w:w="50"/>
+              <w:right w:type="dxa" w:w="90"/>
+            </w:tcMar>
+          </w:tcPr>
+          <w:p>
+            <w:r>
+              <w:rPr>
+                <w:rFonts w:ascii="標楷體" w:eastAsia="標楷體" w:hAnsi="標楷體"/>
+                <w:b/>
+                <w:bCs/>
+                <w:sz w:val="22"/>
+                <w:szCs w:val="22"/>
+              </w:rPr>
+              <w:t xml:space="preserve">書：書信，N</w:t>
+            </w:r>
+          </w:p>
+        </w:tc>
+        <w:tc>
+          <w:tcPr>
+            <w:tcW w:type="dxa" w:w="6760"/>
+            <w:tcBorders>
+              <w:top w:val="single" w:color="A6A6A6" w:sz="4"/>
+              <w:left w:val="single" w:color="A6A6A6" w:sz="4"/>
+              <w:bottom w:val="single" w:color="A6A6A6" w:sz="4"/>
+              <w:right w:val="single" w:color="A6A6A6" w:sz="4"/>
+            </w:tcBorders>
+            <w:tcMar>
+              <w:top w:type="dxa" w:w="50"/>
+              <w:left w:type="dxa" w:w="90"/>
+              <w:bottom w:type="dxa" w:w="50"/>
+              <w:right w:type="dxa" w:w="90"/>
+            </w:tcMar>
+          </w:tcPr>
+          <w:p>
+            <w:r>
+              <w:rPr>
+                <w:rFonts w:ascii="標楷體" w:eastAsia="標楷體" w:hAnsi="標楷體"/>
+                <w:b w:val="false"/>
+                <w:bCs w:val="false"/>
+                <w:sz w:val="22"/>
+                <w:szCs w:val="22"/>
+              </w:rPr>
+              <w:t xml:space="preserve">郢人有遺燕相國「書」者（第95課，原文）</w:t>
+            </w:r>
+          </w:p>
+          <w:p>
+            <w:r>
+              <w:rPr>
+                <w:rFonts w:ascii="標楷體" w:eastAsia="標楷體" w:hAnsi="標楷體"/>
+                <w:b w:val="false"/>
+                <w:bCs w:val="false"/>
+                <w:sz w:val="22"/>
+                <w:szCs w:val="22"/>
+              </w:rPr>
+              <w:t xml:space="preserve">燕相受「書」而說之（第95課，原文）</w:t>
+            </w:r>
+          </w:p>
+        </w:tc>
+      </w:tr>
+    </w:tbl>
+    <w:p>
+      <w:pPr>
+        <w:spacing w:after="80" w:before="80"/>
+      </w:pPr>
+      <w:r>
+        <w:rPr>
+          <w:rFonts w:ascii="標楷體" w:eastAsia="標楷體" w:hAnsi="標楷體"/>
+          <w:sz w:val="22"/>
+          <w:szCs w:val="22"/>
+        </w:rPr>
+        <w:t xml:space="preserve">「書」在「燕相受書而說之」中是名詞（書信），不是動詞，是第95課隨堂練習的易錯處。</w:t>
+      </w:r>
+    </w:p>
+    <w:p>
+      <w:pPr>
+        <w:pStyle w:val="Heading2"/>
+        <w:spacing w:after="100" w:before="240"/>
+      </w:pPr>
+      <w:r>
+        <w:rPr>
+          <w:rFonts w:ascii="標楷體" w:eastAsia="標楷體" w:hAnsi="標楷體"/>
+          <w:b/>
+          <w:bCs/>
+          <w:color w:val="385723"/>
+          <w:sz w:val="28"/>
+          <w:szCs w:val="28"/>
+        </w:rPr>
+        <w:t xml:space="preserve">十五、其他重點字義與句式</w:t>
       </w:r>
     </w:p>
     <w:tbl>
@@ -8321,7 +8618,7 @@
           <w:sz w:val="32"/>
           <w:szCs w:val="32"/>
         </w:rPr>
-        <w:t xml:space="preserve">十三、成語整理</w:t>
+        <w:t xml:space="preserve">十六、成語整理</w:t>
       </w:r>
     </w:p>
     <w:tbl>
@@ -11711,7 +12008,7 @@
           <w:sz w:val="32"/>
           <w:szCs w:val="32"/>
         </w:rPr>
-        <w:t xml:space="preserve">十四、各課重點</w:t>
+        <w:t xml:space="preserve">十七、各課重點</w:t>
       </w:r>
     </w:p>
     <w:p>
@@ -21607,7 +21904,7 @@
           <w:sz w:val="24"/>
           <w:szCs w:val="24"/>
         </w:rPr>
-        <w:t xml:space="preserve">「含沙射影」比喻？</w:t>
+        <w:t xml:space="preserve">「未雨綢繆」比喻？</w:t>
       </w:r>
     </w:p>
     <w:p>
@@ -21622,7 +21919,7 @@
           <w:sz w:val="24"/>
           <w:szCs w:val="24"/>
         </w:rPr>
-        <w:t xml:space="preserve">(A) 公開指責他人　　(B) 暗中害人</w:t>
+        <w:t xml:space="preserve">(A) 事先預備，防患未然　　(B) 下雨天要帶傘</w:t>
       </w:r>
     </w:p>
     <w:p>
@@ -21637,7 +21934,7 @@
           <w:sz w:val="24"/>
           <w:szCs w:val="24"/>
         </w:rPr>
-        <w:t xml:space="preserve">(C) 射箭技術高超　　(D) 拐彎抹角的罵人</w:t>
+        <w:t xml:space="preserve">(C) 事情發生後才補救　　(D) 雨過天晴</w:t>
       </w:r>
     </w:p>
     <w:p>
@@ -26106,7 +26403,7 @@
                 <w:sz w:val="22"/>
                 <w:szCs w:val="22"/>
               </w:rPr>
-              <w:t xml:space="preserve">B</w:t>
+              <w:t xml:space="preserve">A</w:t>
             </w:r>
           </w:p>
         </w:tc>
@@ -26135,7 +26432,7 @@
                 <w:sz w:val="22"/>
                 <w:szCs w:val="22"/>
               </w:rPr>
-              <w:t xml:space="preserve">含沙射影：比喻暗中害人；拐彎抹角罵人是指桑罵槐。</w:t>
+              <w:t xml:space="preserve">未雨綢繆：趁著還沒下雨，先修補門窗，比喻事先預備，防患未然。</w:t>
             </w:r>
           </w:p>
         </w:tc>
